--- a/Bases de Datos II/Kit docente/Clase 6/Solucion Taller Clase 6 - VetCare.docx
+++ b/Bases de Datos II/Kit docente/Clase 6/Solucion Taller Clase 6 - VetCare.docx
@@ -192,7 +192,7 @@
           <w:color w:val="2B2B2B"/>
           <w:sz w:val="22"/>
         </w:rPr>
-        <w:t>Guardar ambas versiones como 06_opt_antes.sql y 06_opt_despues.sql en la carpeta del equipo, y si el playground lo permite, adjuntar el resultado de EXPLAIN de cada una como evidencia de la mejora.</w:t>
+        <w:t>Guardar ambas versiones como 06_opt_antes.sql y 06_opt_despues.sql en tu carpeta del PI, y si el playground lo permite, adjuntar el resultado de EXPLAIN de cada una como evidencia de la mejora.</w:t>
       </w:r>
     </w:p>
     <w:p>

--- a/Bases de Datos II/Kit docente/Clase 6/Solucion Taller Clase 6 - VetCare.docx
+++ b/Bases de Datos II/Kit docente/Clase 6/Solucion Taller Clase 6 - VetCare.docx
@@ -38,6 +38,7 @@
       <w:r>
         <w:rPr>
           <w:rFonts w:ascii="Consolas" w:hAnsi="Consolas"/>
+          <w:b w:val="0"/>
           <w:i/>
           <w:color w:val="111111"/>
           <w:sz w:val="20"/>
@@ -90,6 +91,7 @@
       <w:r>
         <w:rPr>
           <w:rFonts w:ascii="Consolas" w:hAnsi="Consolas"/>
+          <w:b w:val="0"/>
           <w:color w:val="111111"/>
           <w:sz w:val="21"/>
         </w:rPr>
@@ -106,6 +108,7 @@
       <w:r>
         <w:rPr>
           <w:rFonts w:ascii="Consolas" w:hAnsi="Consolas"/>
+          <w:b w:val="0"/>
           <w:color w:val="111111"/>
           <w:sz w:val="21"/>
         </w:rPr>
@@ -146,6 +149,7 @@
       <w:r>
         <w:rPr>
           <w:rFonts w:ascii="Consolas" w:hAnsi="Consolas"/>
+          <w:b w:val="0"/>
           <w:i/>
           <w:color w:val="111111"/>
           <w:sz w:val="20"/>
@@ -164,6 +168,7 @@
       <w:r>
         <w:rPr>
           <w:rFonts w:ascii="Consolas" w:hAnsi="Consolas"/>
+          <w:b w:val="0"/>
           <w:i/>
           <w:color w:val="111111"/>
           <w:sz w:val="20"/>
@@ -182,6 +187,7 @@
       <w:r>
         <w:rPr>
           <w:rFonts w:ascii="Consolas" w:hAnsi="Consolas"/>
+          <w:b w:val="0"/>
           <w:i/>
           <w:color w:val="111111"/>
           <w:sz w:val="20"/>
@@ -200,6 +206,7 @@
       <w:r>
         <w:rPr>
           <w:rFonts w:ascii="Consolas" w:hAnsi="Consolas"/>
+          <w:b w:val="0"/>
           <w:i/>
           <w:color w:val="111111"/>
           <w:sz w:val="20"/>
@@ -218,6 +225,7 @@
       <w:r>
         <w:rPr>
           <w:rFonts w:ascii="Consolas" w:hAnsi="Consolas"/>
+          <w:b w:val="0"/>
           <w:i/>
           <w:color w:val="111111"/>
           <w:sz w:val="20"/>
@@ -236,6 +244,7 @@
       <w:r>
         <w:rPr>
           <w:rFonts w:ascii="Consolas" w:hAnsi="Consolas"/>
+          <w:b w:val="0"/>
           <w:i/>
           <w:color w:val="111111"/>
           <w:sz w:val="20"/>
@@ -272,6 +281,7 @@
       <w:r>
         <w:rPr>
           <w:rFonts w:ascii="Consolas" w:hAnsi="Consolas"/>
+          <w:b w:val="0"/>
           <w:i/>
           <w:color w:val="111111"/>
           <w:sz w:val="20"/>
@@ -370,6 +380,7 @@
       <w:r>
         <w:rPr>
           <w:rFonts w:ascii="Consolas" w:hAnsi="Consolas"/>
+          <w:b w:val="0"/>
           <w:color w:val="111111"/>
           <w:sz w:val="21"/>
         </w:rPr>
@@ -391,6 +402,7 @@
       <w:r>
         <w:rPr>
           <w:rFonts w:ascii="Consolas" w:hAnsi="Consolas"/>
+          <w:b w:val="0"/>
           <w:color w:val="111111"/>
           <w:sz w:val="21"/>
         </w:rPr>
@@ -412,6 +424,7 @@
       <w:r>
         <w:rPr>
           <w:rFonts w:ascii="Consolas" w:hAnsi="Consolas"/>
+          <w:b w:val="0"/>
           <w:color w:val="111111"/>
           <w:sz w:val="21"/>
         </w:rPr>
@@ -605,6 +618,7 @@
             <w:r>
               <w:rPr>
                 <w:rFonts w:ascii="Consolas" w:hAnsi="Consolas"/>
+                <w:b w:val="0"/>
                 <w:color w:val="111111"/>
                 <w:sz w:val="19"/>
               </w:rPr>
@@ -674,6 +688,7 @@
             <w:r>
               <w:rPr>
                 <w:rFonts w:ascii="Consolas" w:hAnsi="Consolas"/>
+                <w:b w:val="0"/>
                 <w:color w:val="111111"/>
                 <w:sz w:val="19"/>
               </w:rPr>
@@ -741,6 +756,7 @@
             <w:r>
               <w:rPr>
                 <w:rFonts w:ascii="Consolas" w:hAnsi="Consolas"/>
+                <w:b w:val="0"/>
                 <w:color w:val="111111"/>
                 <w:sz w:val="19"/>
               </w:rPr>
@@ -810,6 +826,7 @@
             <w:r>
               <w:rPr>
                 <w:rFonts w:ascii="Consolas" w:hAnsi="Consolas"/>
+                <w:b w:val="0"/>
                 <w:color w:val="111111"/>
                 <w:sz w:val="19"/>
               </w:rPr>
@@ -877,6 +894,7 @@
             <w:r>
               <w:rPr>
                 <w:rFonts w:ascii="Consolas" w:hAnsi="Consolas"/>
+                <w:b w:val="0"/>
                 <w:color w:val="111111"/>
                 <w:sz w:val="19"/>
               </w:rPr>
@@ -2028,7 +2046,7 @@
           <w:color w:val="111111"/>
           <w:sz w:val="19"/>
         </w:rPr>
-        <w:t xml:space="preserve">    **91 es el numero de la pregunta.** Es el que hay que buscar en cualquier</w:t>
+        <w:t xml:space="preserve">    Reparto de las 91 por franja horaria (mismo dato, agrupado):</w:t>
       </w:r>
       <w:r>
         <w:br/>
@@ -2039,7 +2057,6 @@
           <w:color w:val="111111"/>
           <w:sz w:val="19"/>
         </w:rPr>
-        <w:t xml:space="preserve">    entrega, y no depende de la maquina: el 2026-03-10 tiene 150 citas —150 por dia</w:t>
       </w:r>
       <w:r>
         <w:br/>
@@ -2050,7 +2067,7 @@
           <w:color w:val="111111"/>
           <w:sz w:val="19"/>
         </w:rPr>
-        <w:t xml:space="preserve">    en toda la base— y de esas 91 estan PROGRAMADA, 45 ATENDIDA y 14 CANCELADA. Si</w:t>
+        <w:t xml:space="preserve">     08:45 -&gt; 15    09:30 -&gt; 15    11:00 -&gt; 15</w:t>
       </w:r>
       <w:r>
         <w:br/>
@@ -2061,212 +2078,153 @@
           <w:color w:val="111111"/>
           <w:sz w:val="19"/>
         </w:rPr>
-        <w:t xml:space="preserve">    un estudiante reporta 150, se le olvido el filtro de estado; si reporta 0, casi</w:t>
-      </w:r>
-      <w:r>
-        <w:br/>
-      </w:r>
-      <w:r>
-        <w:rPr>
-          <w:rFonts w:ascii="Consolas" w:hAnsi="Consolas"/>
-          <w:color w:val="111111"/>
-          <w:sz w:val="19"/>
-        </w:rPr>
-        <w:t xml:space="preserve">    siempre escribio `BETWEEN '2026-03-10' AND '2026-03-10'`, que con TIMESTAMP</w:t>
-      </w:r>
-      <w:r>
-        <w:br/>
-      </w:r>
-      <w:r>
-        <w:rPr>
-          <w:rFonts w:ascii="Consolas" w:hAnsi="Consolas"/>
-          <w:color w:val="111111"/>
-          <w:sz w:val="19"/>
-        </w:rPr>
-        <w:t xml:space="preserve">    solo atrapa la medianoche exacta.</w:t>
-      </w:r>
-      <w:r>
-        <w:br/>
-      </w:r>
-      <w:r>
-        <w:rPr>
-          <w:rFonts w:ascii="Consolas" w:hAnsi="Consolas"/>
-          <w:color w:val="111111"/>
-          <w:sz w:val="19"/>
-        </w:rPr>
-      </w:r>
-      <w:r>
-        <w:br/>
-      </w:r>
-      <w:r>
-        <w:rPr>
-          <w:rFonts w:ascii="Consolas" w:hAnsi="Consolas"/>
-          <w:color w:val="111111"/>
-          <w:sz w:val="19"/>
-        </w:rPr>
-        <w:t xml:space="preserve">    Reparto de las 91 por franja, util para verificar de un vistazo:</w:t>
-      </w:r>
-      <w:r>
-        <w:br/>
-      </w:r>
-      <w:r>
-        <w:rPr>
-          <w:rFonts w:ascii="Consolas" w:hAnsi="Consolas"/>
-          <w:color w:val="111111"/>
-          <w:sz w:val="19"/>
-        </w:rPr>
-      </w:r>
-      <w:r>
-        <w:br/>
-      </w:r>
-      <w:r>
-        <w:rPr>
-          <w:rFonts w:ascii="Consolas" w:hAnsi="Consolas"/>
-          <w:color w:val="111111"/>
-          <w:sz w:val="19"/>
-        </w:rPr>
-        <w:t xml:space="preserve">     08:45 -&gt; 15    09:30 -&gt; 15    11:00 -&gt; 15</w:t>
-      </w:r>
-      <w:r>
-        <w:br/>
-      </w:r>
-      <w:r>
-        <w:rPr>
-          <w:rFonts w:ascii="Consolas" w:hAnsi="Consolas"/>
-          <w:color w:val="111111"/>
-          <w:sz w:val="19"/>
-        </w:rPr>
         <w:t xml:space="preserve">     11:45 -&gt; 16    13:15 -&gt; 15    14:00 -&gt; 15</w:t>
       </w:r>
-      <w:r>
-        <w:br/>
-      </w:r>
-      <w:r>
-        <w:rPr>
-          <w:rFonts w:ascii="Consolas" w:hAnsi="Consolas"/>
-          <w:color w:val="111111"/>
-          <w:sz w:val="19"/>
-        </w:rPr>
-      </w:r>
-      <w:r>
-        <w:br/>
-      </w:r>
-      <w:r>
-        <w:rPr>
-          <w:rFonts w:ascii="Consolas" w:hAnsi="Consolas"/>
-          <w:color w:val="111111"/>
-          <w:sz w:val="19"/>
-        </w:rPr>
-        <w:t xml:space="preserve">    Son **seis** franjas y no nueve, y el detalle tiene explicacion: la base genera</w:t>
-      </w:r>
-      <w:r>
-        <w:br/>
-      </w:r>
-      <w:r>
-        <w:rPr>
-          <w:rFonts w:ascii="Consolas" w:hAnsi="Consolas"/>
-          <w:color w:val="111111"/>
-          <w:sz w:val="19"/>
-        </w:rPr>
-        <w:t xml:space="preserve">    las horas en pasos de 45 minutos y hace ATENDIDA una de cada tres citas, y las</w:t>
-      </w:r>
-      <w:r>
-        <w:br/>
-      </w:r>
-      <w:r>
-        <w:rPr>
-          <w:rFonts w:ascii="Consolas" w:hAnsi="Consolas"/>
-          <w:color w:val="111111"/>
-          <w:sz w:val="19"/>
-        </w:rPr>
-        <w:t xml:space="preserve">    tres franjas que caen en los multiplos —08:00, 10:15 y 12:30— quedan todas</w:t>
-      </w:r>
-      <w:r>
-        <w:br/>
-      </w:r>
-      <w:r>
-        <w:rPr>
-          <w:rFonts w:ascii="Consolas" w:hAnsi="Consolas"/>
-          <w:color w:val="111111"/>
-          <w:sz w:val="19"/>
-        </w:rPr>
-        <w:t xml:space="preserve">    ATENDIDA o CANCELADA. No es un error de nadie.</w:t>
-      </w:r>
-      <w:r>
-        <w:br/>
-      </w:r>
-      <w:r>
-        <w:rPr>
-          <w:rFonts w:ascii="Consolas" w:hAnsi="Consolas"/>
-          <w:color w:val="111111"/>
-          <w:sz w:val="19"/>
-        </w:rPr>
-      </w:r>
-      <w:r>
-        <w:br/>
-      </w:r>
-      <w:r>
-        <w:rPr>
-          <w:rFonts w:ascii="Consolas" w:hAnsi="Consolas"/>
-          <w:color w:val="111111"/>
-          <w:sz w:val="19"/>
-        </w:rPr>
-        <w:t xml:space="preserve">    **Sobre el `ORDER BY`:** el enunciado pide ordenar por `c.fecha_hora`, y con eso</w:t>
-      </w:r>
-      <w:r>
-        <w:br/>
-      </w:r>
-      <w:r>
-        <w:rPr>
-          <w:rFonts w:ascii="Consolas" w:hAnsi="Consolas"/>
-          <w:color w:val="111111"/>
-          <w:sz w:val="19"/>
-        </w:rPr>
-        <w:t xml:space="preserve">    solo hay entre 15 y 16 filas **empatadas** dentro de cada franja, cuyo orden el</w:t>
-      </w:r>
-      <w:r>
-        <w:br/>
-      </w:r>
-      <w:r>
-        <w:rPr>
-          <w:rFonts w:ascii="Consolas" w:hAnsi="Consolas"/>
-          <w:color w:val="111111"/>
-          <w:sz w:val="19"/>
-        </w:rPr>
-        <w:t xml:space="preserve">    motor no garantiza. Dos corridas de la misma consulta pueden imprimir la agenda</w:t>
-      </w:r>
-      <w:r>
-        <w:br/>
-      </w:r>
-      <w:r>
-        <w:rPr>
-          <w:rFonts w:ascii="Consolas" w:hAnsi="Consolas"/>
-          <w:color w:val="111111"/>
-          <w:sz w:val="19"/>
-        </w:rPr>
-        <w:t xml:space="preserve">    en distinto orden. Por eso esta solucion agrega `, c.id_cita`: no se exige, y no</w:t>
-      </w:r>
-      <w:r>
-        <w:br/>
-      </w:r>
-      <w:r>
-        <w:rPr>
-          <w:rFonts w:ascii="Consolas" w:hAnsi="Consolas"/>
-          <w:color w:val="111111"/>
-          <w:sz w:val="19"/>
-        </w:rPr>
-        <w:t xml:space="preserve">    se descuenta por no tenerlo, pero es lo que hace que la evidencia del estudiante</w:t>
-      </w:r>
-      <w:r>
-        <w:br/>
-      </w:r>
-      <w:r>
-        <w:rPr>
-          <w:rFonts w:ascii="Consolas" w:hAnsi="Consolas"/>
-          <w:color w:val="111111"/>
-          <w:sz w:val="19"/>
-        </w:rPr>
-        <w:t xml:space="preserve">    sea reproducible y vale la pena senalarlo en la devolucion.</w:t>
+    </w:p>
+    <w:p>
+      <w:r>
+        <w:rPr>
+          <w:b/>
+          <w:color w:val="4A4A49"/>
+          <w:sz w:val="22"/>
+        </w:rPr>
+        <w:t>91 es el numero de la pregunta.</w:t>
+      </w:r>
+      <w:r>
+        <w:rPr>
+          <w:b w:val="0"/>
+          <w:color w:val="4A4A49"/>
+          <w:sz w:val="22"/>
+        </w:rPr>
+        <w:t xml:space="preserve"> Es el que hay que buscar en cualquier entrega, y no depende de la maquina: el 2026-03-10 tiene 150 citas —150 por dia en toda la base— y de esas 91 estan PROGRAMADA, 45 ATENDIDA y 14 CANCELADA. Si un estudiante reporta 150, se le olvido el filtro de estado; si reporta 0, casi siempre escribio </w:t>
+      </w:r>
+      <w:r>
+        <w:rPr>
+          <w:rFonts w:ascii="Consolas" w:hAnsi="Consolas"/>
+          <w:b w:val="0"/>
+          <w:color w:val="111111"/>
+          <w:sz w:val="21"/>
+        </w:rPr>
+        <w:t>BETWEEN '2026-03-10' AND '2026-03-10'</w:t>
+      </w:r>
+      <w:r>
+        <w:rPr>
+          <w:b w:val="0"/>
+          <w:color w:val="4A4A49"/>
+          <w:sz w:val="22"/>
+        </w:rPr>
+        <w:t>, que con TIMESTAMP solo atrapa la medianoche exacta.</w:t>
+      </w:r>
+    </w:p>
+    <w:p>
+      <w:r>
+        <w:rPr>
+          <w:b w:val="0"/>
+          <w:color w:val="4A4A49"/>
+          <w:sz w:val="22"/>
+        </w:rPr>
+        <w:t xml:space="preserve">Son </w:t>
+      </w:r>
+      <w:r>
+        <w:rPr>
+          <w:b/>
+          <w:color w:val="4A4A49"/>
+          <w:sz w:val="22"/>
+        </w:rPr>
+        <w:t>seis</w:t>
+      </w:r>
+      <w:r>
+        <w:rPr>
+          <w:b w:val="0"/>
+          <w:color w:val="4A4A49"/>
+          <w:sz w:val="22"/>
+        </w:rPr>
+        <w:t xml:space="preserve"> franjas y no nueve, y el detalle tiene explicacion: la base genera las horas en pasos de 45 minutos y hace ATENDIDA una de cada tres citas, y las tres franjas que caen en los multiplos —08:00, 10:15 y 12:30— quedan todas ATENDIDA o CANCELADA. No es un error de nadie.</w:t>
+      </w:r>
+    </w:p>
+    <w:p>
+      <w:r>
+        <w:rPr>
+          <w:b/>
+          <w:color w:val="4A4A49"/>
+          <w:sz w:val="22"/>
+        </w:rPr>
+        <w:t xml:space="preserve">Sobre el </w:t>
+      </w:r>
+      <w:r>
+        <w:rPr>
+          <w:rFonts w:ascii="Consolas" w:hAnsi="Consolas"/>
+          <w:b/>
+          <w:color w:val="111111"/>
+          <w:sz w:val="21"/>
+        </w:rPr>
+        <w:t>ORDER BY</w:t>
+      </w:r>
+      <w:r>
+        <w:rPr>
+          <w:b/>
+          <w:color w:val="4A4A49"/>
+          <w:sz w:val="22"/>
+        </w:rPr>
+        <w:t>:</w:t>
+      </w:r>
+      <w:r>
+        <w:rPr>
+          <w:b w:val="0"/>
+          <w:color w:val="4A4A49"/>
+          <w:sz w:val="22"/>
+        </w:rPr>
+        <w:t xml:space="preserve"> el enunciado pide ordenar por </w:t>
+      </w:r>
+      <w:r>
+        <w:rPr>
+          <w:rFonts w:ascii="Consolas" w:hAnsi="Consolas"/>
+          <w:b w:val="0"/>
+          <w:color w:val="111111"/>
+          <w:sz w:val="21"/>
+        </w:rPr>
+        <w:t>c.fecha_hora</w:t>
+      </w:r>
+      <w:r>
+        <w:rPr>
+          <w:b w:val="0"/>
+          <w:color w:val="4A4A49"/>
+          <w:sz w:val="22"/>
+        </w:rPr>
+        <w:t xml:space="preserve">, y con eso solo hay entre 15 y 16 filas </w:t>
+      </w:r>
+      <w:r>
+        <w:rPr>
+          <w:b/>
+          <w:color w:val="4A4A49"/>
+          <w:sz w:val="22"/>
+        </w:rPr>
+        <w:t>empatadas</w:t>
+      </w:r>
+      <w:r>
+        <w:rPr>
+          <w:b w:val="0"/>
+          <w:color w:val="4A4A49"/>
+          <w:sz w:val="22"/>
+        </w:rPr>
+        <w:t xml:space="preserve"> dentro de cada franja, cuyo orden el motor no garantiza. Dos corridas de la misma consulta pueden imprimir la agenda en distinto orden. Por eso esta solucion agrega </w:t>
+      </w:r>
+      <w:r>
+        <w:rPr>
+          <w:rFonts w:ascii="Consolas" w:hAnsi="Consolas"/>
+          <w:b w:val="0"/>
+          <w:color w:val="111111"/>
+          <w:sz w:val="21"/>
+        </w:rPr>
+        <w:t>, c.id_cita</w:t>
+      </w:r>
+      <w:r>
+        <w:rPr>
+          <w:b w:val="0"/>
+          <w:color w:val="4A4A49"/>
+          <w:sz w:val="22"/>
+        </w:rPr>
+        <w:t>: no se exige, y no se descuenta por no tenerlo, pero es lo que hace que la evidencia del estudiante sea reproducible y vale la pena senalarlo en la devolucion.</w:t>
       </w:r>
     </w:p>
     <w:p>
@@ -2305,6 +2263,7 @@
       <w:r>
         <w:rPr>
           <w:rFonts w:ascii="Consolas" w:hAnsi="Consolas"/>
+          <w:b w:val="0"/>
           <w:color w:val="111111"/>
           <w:sz w:val="21"/>
         </w:rPr>
@@ -2321,6 +2280,7 @@
       <w:r>
         <w:rPr>
           <w:rFonts w:ascii="Consolas" w:hAnsi="Consolas"/>
+          <w:b w:val="0"/>
           <w:color w:val="111111"/>
           <w:sz w:val="21"/>
         </w:rPr>
@@ -2337,6 +2297,7 @@
       <w:r>
         <w:rPr>
           <w:rFonts w:ascii="Consolas" w:hAnsi="Consolas"/>
+          <w:b w:val="0"/>
           <w:color w:val="111111"/>
           <w:sz w:val="21"/>
         </w:rPr>
@@ -2353,6 +2314,7 @@
       <w:r>
         <w:rPr>
           <w:rFonts w:ascii="Consolas" w:hAnsi="Consolas"/>
+          <w:b w:val="0"/>
           <w:color w:val="111111"/>
           <w:sz w:val="21"/>
         </w:rPr>
@@ -2385,6 +2347,7 @@
       <w:r>
         <w:rPr>
           <w:rFonts w:ascii="Consolas" w:hAnsi="Consolas"/>
+          <w:b w:val="0"/>
           <w:color w:val="111111"/>
           <w:sz w:val="21"/>
         </w:rPr>
@@ -2401,6 +2364,7 @@
       <w:r>
         <w:rPr>
           <w:rFonts w:ascii="Consolas" w:hAnsi="Consolas"/>
+          <w:b w:val="0"/>
           <w:color w:val="111111"/>
           <w:sz w:val="21"/>
         </w:rPr>
@@ -2417,6 +2381,7 @@
       <w:r>
         <w:rPr>
           <w:rFonts w:ascii="Consolas" w:hAnsi="Consolas"/>
+          <w:b w:val="0"/>
           <w:color w:val="111111"/>
           <w:sz w:val="21"/>
         </w:rPr>
@@ -2433,6 +2398,7 @@
       <w:r>
         <w:rPr>
           <w:rFonts w:ascii="Consolas" w:hAnsi="Consolas"/>
+          <w:b w:val="0"/>
           <w:color w:val="111111"/>
           <w:sz w:val="21"/>
         </w:rPr>
@@ -2457,7 +2423,24 @@
           <w:color w:val="4A4A49"/>
           <w:sz w:val="22"/>
         </w:rPr>
-        <w:t>4 pts — `ORDER BY c.fecha_hora`.</w:t>
+        <w:t xml:space="preserve">4 pts — </w:t>
+      </w:r>
+      <w:r>
+        <w:rPr>
+          <w:rFonts w:ascii="Consolas" w:hAnsi="Consolas"/>
+          <w:b/>
+          <w:color w:val="111111"/>
+          <w:sz w:val="21"/>
+        </w:rPr>
+        <w:t>ORDER BY c.fecha_hora</w:t>
+      </w:r>
+      <w:r>
+        <w:rPr>
+          <w:b/>
+          <w:color w:val="4A4A49"/>
+          <w:sz w:val="22"/>
+        </w:rPr>
+        <w:t>.</w:t>
       </w:r>
       <w:r>
         <w:rPr>
@@ -2470,6 +2453,7 @@
       <w:r>
         <w:rPr>
           <w:rFonts w:ascii="Consolas" w:hAnsi="Consolas"/>
+          <w:b w:val="0"/>
           <w:color w:val="111111"/>
           <w:sz w:val="21"/>
         </w:rPr>
@@ -2515,7 +2499,24 @@
           <w:color w:val="4A4A49"/>
           <w:sz w:val="22"/>
         </w:rPr>
-        <w:t>4 pts — los dos `COUNT(*)` coinciden y valen 91.</w:t>
+        <w:t xml:space="preserve">4 pts — los dos </w:t>
+      </w:r>
+      <w:r>
+        <w:rPr>
+          <w:rFonts w:ascii="Consolas" w:hAnsi="Consolas"/>
+          <w:b/>
+          <w:color w:val="111111"/>
+          <w:sz w:val="21"/>
+        </w:rPr>
+        <w:t>COUNT(*)</w:t>
+      </w:r>
+      <w:r>
+        <w:rPr>
+          <w:b/>
+          <w:color w:val="4A4A49"/>
+          <w:sz w:val="22"/>
+        </w:rPr>
+        <w:t xml:space="preserve"> coinciden y valen 91.</w:t>
       </w:r>
       <w:r>
         <w:rPr>
@@ -2549,6 +2550,7 @@
       <w:r>
         <w:rPr>
           <w:rFonts w:ascii="Consolas" w:hAnsi="Consolas"/>
+          <w:b w:val="0"/>
           <w:color w:val="111111"/>
           <w:sz w:val="21"/>
         </w:rPr>
@@ -2565,6 +2567,7 @@
       <w:r>
         <w:rPr>
           <w:rFonts w:ascii="Consolas" w:hAnsi="Consolas"/>
+          <w:b w:val="0"/>
           <w:color w:val="111111"/>
           <w:sz w:val="21"/>
         </w:rPr>
@@ -2581,6 +2584,7 @@
       <w:r>
         <w:rPr>
           <w:rFonts w:ascii="Consolas" w:hAnsi="Consolas"/>
+          <w:b w:val="0"/>
           <w:color w:val="111111"/>
           <w:sz w:val="21"/>
         </w:rPr>
@@ -2621,7 +2625,16 @@
           <w:color w:val="4A4A49"/>
           <w:sz w:val="22"/>
         </w:rPr>
-        <w:t>todavia no evita el `Seq Scan`</w:t>
+        <w:t xml:space="preserve">todavia no evita el </w:t>
+      </w:r>
+      <w:r>
+        <w:rPr>
+          <w:rFonts w:ascii="Consolas" w:hAnsi="Consolas"/>
+          <w:b/>
+          <w:color w:val="111111"/>
+          <w:sz w:val="21"/>
+        </w:rPr>
+        <w:t>Seq Scan</w:t>
       </w:r>
       <w:r>
         <w:rPr>
@@ -2634,6 +2647,7 @@
       <w:r>
         <w:rPr>
           <w:rFonts w:ascii="Consolas" w:hAnsi="Consolas"/>
+          <w:b w:val="0"/>
           <w:color w:val="111111"/>
           <w:sz w:val="21"/>
         </w:rPr>
@@ -2667,11 +2681,12 @@
       </w:pPr>
       <w:r>
         <w:rPr>
+          <w:rFonts w:ascii="Consolas" w:hAnsi="Consolas"/>
           <w:b/>
-          <w:color w:val="4A4A49"/>
-          <w:sz w:val="22"/>
-        </w:rPr>
-        <w:t>`BETWEEN '2026-03-10' AND '2026-03-10'`</w:t>
+          <w:color w:val="111111"/>
+          <w:sz w:val="21"/>
+        </w:rPr>
+        <w:t>BETWEEN '2026-03-10' AND '2026-03-10'</w:t>
       </w:r>
       <w:r>
         <w:rPr>
@@ -2700,6 +2715,7 @@
       <w:r>
         <w:rPr>
           <w:rFonts w:ascii="Consolas" w:hAnsi="Consolas"/>
+          <w:b w:val="0"/>
           <w:color w:val="111111"/>
           <w:sz w:val="21"/>
         </w:rPr>
@@ -2716,6 +2732,7 @@
       <w:r>
         <w:rPr>
           <w:rFonts w:ascii="Consolas" w:hAnsi="Consolas"/>
+          <w:b w:val="0"/>
           <w:color w:val="111111"/>
           <w:sz w:val="21"/>
         </w:rPr>
@@ -2748,6 +2765,7 @@
       <w:r>
         <w:rPr>
           <w:rFonts w:ascii="Consolas" w:hAnsi="Consolas"/>
+          <w:b w:val="0"/>
           <w:color w:val="111111"/>
           <w:sz w:val="21"/>
         </w:rPr>
@@ -2764,6 +2782,7 @@
       <w:r>
         <w:rPr>
           <w:rFonts w:ascii="Consolas" w:hAnsi="Consolas"/>
+          <w:b w:val="0"/>
           <w:color w:val="111111"/>
           <w:sz w:val="21"/>
         </w:rPr>
@@ -2788,7 +2807,33 @@
           <w:color w:val="4A4A49"/>
           <w:sz w:val="22"/>
         </w:rPr>
-        <w:t>Cambiar `to_char(...)` por `DATE(c.fecha_hora) = '2026-03-10'`</w:t>
+        <w:t xml:space="preserve">Cambiar </w:t>
+      </w:r>
+      <w:r>
+        <w:rPr>
+          <w:rFonts w:ascii="Consolas" w:hAnsi="Consolas"/>
+          <w:b/>
+          <w:color w:val="111111"/>
+          <w:sz w:val="21"/>
+        </w:rPr>
+        <w:t>to_char(...)</w:t>
+      </w:r>
+      <w:r>
+        <w:rPr>
+          <w:b/>
+          <w:color w:val="4A4A49"/>
+          <w:sz w:val="22"/>
+        </w:rPr>
+        <w:t xml:space="preserve"> por </w:t>
+      </w:r>
+      <w:r>
+        <w:rPr>
+          <w:rFonts w:ascii="Consolas" w:hAnsi="Consolas"/>
+          <w:b/>
+          <w:color w:val="111111"/>
+          <w:sz w:val="21"/>
+        </w:rPr>
+        <w:t>DATE(c.fecha_hora) = '2026-03-10'</w:t>
       </w:r>
       <w:r>
         <w:rPr>
@@ -2801,6 +2846,7 @@
       <w:r>
         <w:rPr>
           <w:rFonts w:ascii="Consolas" w:hAnsi="Consolas"/>
+          <w:b w:val="0"/>
           <w:color w:val="111111"/>
           <w:sz w:val="21"/>
         </w:rPr>
@@ -2857,7 +2903,41 @@
           <w:color w:val="4A4A49"/>
           <w:sz w:val="22"/>
         </w:rPr>
-        <w:t>Dejar `SELECT *` y solo cambiar las comas por `JOIN`.</w:t>
+        <w:t xml:space="preserve">Dejar </w:t>
+      </w:r>
+      <w:r>
+        <w:rPr>
+          <w:rFonts w:ascii="Consolas" w:hAnsi="Consolas"/>
+          <w:b/>
+          <w:color w:val="111111"/>
+          <w:sz w:val="21"/>
+        </w:rPr>
+        <w:t>SELECT *</w:t>
+      </w:r>
+      <w:r>
+        <w:rPr>
+          <w:b/>
+          <w:color w:val="4A4A49"/>
+          <w:sz w:val="22"/>
+        </w:rPr>
+        <w:t xml:space="preserve"> y solo cambiar las comas por </w:t>
+      </w:r>
+      <w:r>
+        <w:rPr>
+          <w:rFonts w:ascii="Consolas" w:hAnsi="Consolas"/>
+          <w:b/>
+          <w:color w:val="111111"/>
+          <w:sz w:val="21"/>
+        </w:rPr>
+        <w:t>JOIN</w:t>
+      </w:r>
+      <w:r>
+        <w:rPr>
+          <w:b/>
+          <w:color w:val="4A4A49"/>
+          <w:sz w:val="22"/>
+        </w:rPr>
+        <w:t>.</w:t>
       </w:r>
       <w:r>
         <w:rPr>
@@ -2870,6 +2950,7 @@
       <w:r>
         <w:rPr>
           <w:rFonts w:ascii="Consolas" w:hAnsi="Consolas"/>
+          <w:b w:val="0"/>
           <w:color w:val="111111"/>
           <w:sz w:val="21"/>
         </w:rPr>
@@ -2894,7 +2975,24 @@
           <w:color w:val="4A4A49"/>
           <w:sz w:val="22"/>
         </w:rPr>
-        <w:t>Perder un `ON` al convertir las comas.</w:t>
+        <w:t xml:space="preserve">Perder un </w:t>
+      </w:r>
+      <w:r>
+        <w:rPr>
+          <w:rFonts w:ascii="Consolas" w:hAnsi="Consolas"/>
+          <w:b/>
+          <w:color w:val="111111"/>
+          <w:sz w:val="21"/>
+        </w:rPr>
+        <w:t>ON</w:t>
+      </w:r>
+      <w:r>
+        <w:rPr>
+          <w:b/>
+          <w:color w:val="4A4A49"/>
+          <w:sz w:val="22"/>
+        </w:rPr>
+        <w:t xml:space="preserve"> al convertir las comas.</w:t>
       </w:r>
       <w:r>
         <w:rPr>
@@ -2907,6 +3005,7 @@
       <w:r>
         <w:rPr>
           <w:rFonts w:ascii="Consolas" w:hAnsi="Consolas"/>
+          <w:b w:val="0"/>
           <w:color w:val="111111"/>
           <w:sz w:val="21"/>
         </w:rPr>
@@ -2944,6 +3043,7 @@
       <w:r>
         <w:rPr>
           <w:rFonts w:ascii="Consolas" w:hAnsi="Consolas"/>
+          <w:b w:val="0"/>
           <w:color w:val="111111"/>
           <w:sz w:val="21"/>
         </w:rPr>
@@ -2960,6 +3060,7 @@
       <w:r>
         <w:rPr>
           <w:rFonts w:ascii="Consolas" w:hAnsi="Consolas"/>
+          <w:b w:val="0"/>
           <w:color w:val="111111"/>
           <w:sz w:val="21"/>
         </w:rPr>
@@ -2976,6 +3077,7 @@
       <w:r>
         <w:rPr>
           <w:rFonts w:ascii="Consolas" w:hAnsi="Consolas"/>
+          <w:b w:val="0"/>
           <w:color w:val="111111"/>
           <w:sz w:val="21"/>
         </w:rPr>
@@ -4275,321 +4377,388 @@
         </w:rPr>
         <w:t xml:space="preserve">    Execution Time: 41.2 ms</w:t>
       </w:r>
-      <w:r>
-        <w:br/>
-      </w:r>
-      <w:r>
-        <w:rPr>
-          <w:rFonts w:ascii="Consolas" w:hAnsi="Consolas"/>
-          <w:color w:val="111111"/>
-          <w:sz w:val="19"/>
-        </w:rPr>
-      </w:r>
-      <w:r>
-        <w:br/>
-      </w:r>
-      <w:r>
-        <w:rPr>
-          <w:rFonts w:ascii="Consolas" w:hAnsi="Consolas"/>
-          <w:color w:val="111111"/>
-          <w:sz w:val="19"/>
-        </w:rPr>
-        <w:t xml:space="preserve">    Los cuatro numeros que hay que saber leer en esta salida, y **solo los tres</w:t>
-      </w:r>
-      <w:r>
-        <w:br/>
-      </w:r>
-      <w:r>
-        <w:rPr>
-          <w:rFonts w:ascii="Consolas" w:hAnsi="Consolas"/>
-          <w:color w:val="111111"/>
-          <w:sz w:val="19"/>
-        </w:rPr>
-        <w:t xml:space="preserve">    primeros son deterministas**:</w:t>
-      </w:r>
-      <w:r>
-        <w:br/>
-      </w:r>
-      <w:r>
-        <w:rPr>
-          <w:rFonts w:ascii="Consolas" w:hAnsi="Consolas"/>
-          <w:color w:val="111111"/>
-          <w:sz w:val="19"/>
-        </w:rPr>
-      </w:r>
-      <w:r>
-        <w:br/>
-      </w:r>
-      <w:r>
-        <w:rPr>
-          <w:rFonts w:ascii="Consolas" w:hAnsi="Consolas"/>
-          <w:color w:val="111111"/>
-          <w:sz w:val="19"/>
-        </w:rPr>
-        <w:t xml:space="preserve">    1. **`Rows Removed by Filter: 29919`, igual en las dos.** Es la parte incomoda y</w:t>
-      </w:r>
-      <w:r>
-        <w:br/>
-      </w:r>
-      <w:r>
-        <w:rPr>
-          <w:rFonts w:ascii="Consolas" w:hAnsi="Consolas"/>
-          <w:color w:val="111111"/>
-          <w:sz w:val="19"/>
-        </w:rPr>
-        <w:t xml:space="preserve">       es la mas instructiva: sin indice, las dos versiones leen las 30.010 filas y</w:t>
-      </w:r>
-      <w:r>
-        <w:br/>
-      </w:r>
-      <w:r>
-        <w:rPr>
-          <w:rFonts w:ascii="Consolas" w:hAnsi="Consolas"/>
-          <w:color w:val="111111"/>
-          <w:sz w:val="19"/>
-        </w:rPr>
-        <w:t xml:space="preserve">       tiran las mismas 29.919. El predicado sargable **por si solo** no evita el</w:t>
-      </w:r>
-      <w:r>
-        <w:br/>
-      </w:r>
-      <w:r>
-        <w:rPr>
-          <w:rFonts w:ascii="Consolas" w:hAnsi="Consolas"/>
-          <w:color w:val="111111"/>
-          <w:sz w:val="19"/>
-        </w:rPr>
-        <w:t xml:space="preserve">       `Seq Scan`; lo que hace es dejar la puerta abierta para el indice de la</w:t>
-      </w:r>
-      <w:r>
-        <w:br/>
-      </w:r>
-      <w:r>
-        <w:rPr>
-          <w:rFonts w:ascii="Consolas" w:hAnsi="Consolas"/>
-          <w:color w:val="111111"/>
-          <w:sz w:val="19"/>
-        </w:rPr>
-        <w:t xml:space="preserve">       Clase 7. Un estudiante que reporte «desaparecio el Seq Scan» no leyo su plan.</w:t>
-      </w:r>
-      <w:r>
-        <w:br/>
-      </w:r>
-      <w:r>
-        <w:rPr>
-          <w:rFonts w:ascii="Consolas" w:hAnsi="Consolas"/>
-          <w:color w:val="111111"/>
-          <w:sz w:val="19"/>
-        </w:rPr>
-        <w:t xml:space="preserve">    2. **`rows=1` estimadas contra `rows=91` reales, en la version ANTES.** Ese 1 no</w:t>
-      </w:r>
-      <w:r>
-        <w:br/>
-      </w:r>
-      <w:r>
-        <w:rPr>
-          <w:rFonts w:ascii="Consolas" w:hAnsi="Consolas"/>
-          <w:color w:val="111111"/>
-          <w:sz w:val="19"/>
-        </w:rPr>
-        <w:t xml:space="preserve">       es casualidad: cuando el filtro es una funcion sobre la columna, el motor no</w:t>
-      </w:r>
-      <w:r>
-        <w:br/>
-      </w:r>
-      <w:r>
-        <w:rPr>
-          <w:rFonts w:ascii="Consolas" w:hAnsi="Consolas"/>
-          <w:color w:val="111111"/>
-          <w:sz w:val="19"/>
-        </w:rPr>
-        <w:t xml:space="preserve">       tiene estadisticas y aplica una selectividad por omision del 0,5 % por cada</w:t>
-      </w:r>
-      <w:r>
-        <w:br/>
-      </w:r>
-      <w:r>
-        <w:rPr>
-          <w:rFonts w:ascii="Consolas" w:hAnsi="Consolas"/>
-          <w:color w:val="111111"/>
-          <w:sz w:val="19"/>
-        </w:rPr>
-        <w:t xml:space="preserve">       condicion; 30.010 x 0,005 x 0,005 da 0,75, que se redondea a 1. Con el</w:t>
-      </w:r>
-      <w:r>
-        <w:br/>
-      </w:r>
-      <w:r>
-        <w:rPr>
-          <w:rFonts w:ascii="Consolas" w:hAnsi="Consolas"/>
-          <w:color w:val="111111"/>
-          <w:sz w:val="19"/>
-        </w:rPr>
-        <w:t xml:space="preserve">       predicado desnudo usa el histograma de `fecha_hora` y la lista de valores</w:t>
-      </w:r>
-      <w:r>
-        <w:br/>
-      </w:r>
-      <w:r>
-        <w:rPr>
-          <w:rFonts w:ascii="Consolas" w:hAnsi="Consolas"/>
-          <w:color w:val="111111"/>
-          <w:sz w:val="19"/>
-        </w:rPr>
-        <w:t xml:space="preserve">       frecuentes de `estado`, y estima ~90 contra 91 reales.</w:t>
-      </w:r>
-      <w:r>
-        <w:br/>
-      </w:r>
-      <w:r>
-        <w:rPr>
-          <w:rFonts w:ascii="Consolas" w:hAnsi="Consolas"/>
-          <w:color w:val="111111"/>
-          <w:sz w:val="19"/>
-        </w:rPr>
-        <w:t xml:space="preserve">    3. **El plan del `LIMIT 50` conserva el `Seq Scan` completo.** Tiene que</w:t>
-      </w:r>
-      <w:r>
-        <w:br/>
-      </w:r>
-      <w:r>
-        <w:rPr>
-          <w:rFonts w:ascii="Consolas" w:hAnsi="Consolas"/>
-          <w:color w:val="111111"/>
-          <w:sz w:val="19"/>
-        </w:rPr>
-        <w:t xml:space="preserve">       conservarlo: para saber cuales son las 50 primeras por `fecha_hora` sin un</w:t>
-      </w:r>
-      <w:r>
-        <w:br/>
-      </w:r>
-      <w:r>
-        <w:rPr>
-          <w:rFonts w:ascii="Consolas" w:hAnsi="Consolas"/>
-          <w:color w:val="111111"/>
-          <w:sz w:val="19"/>
-        </w:rPr>
-        <w:t xml:space="preserve">       indice que ya venga ordenado, hay que encontrar y ordenar las 91. El `LIMIT`</w:t>
-      </w:r>
-      <w:r>
-        <w:br/>
-      </w:r>
-      <w:r>
-        <w:rPr>
-          <w:rFonts w:ascii="Consolas" w:hAnsi="Consolas"/>
-          <w:color w:val="111111"/>
-          <w:sz w:val="19"/>
-        </w:rPr>
-        <w:t xml:space="preserve">       solo ahorra el transporte de 41 filas. Es el segundo argumento para el indice</w:t>
-      </w:r>
-      <w:r>
-        <w:br/>
-      </w:r>
-      <w:r>
-        <w:rPr>
-          <w:rFonts w:ascii="Consolas" w:hAnsi="Consolas"/>
-          <w:color w:val="111111"/>
-          <w:sz w:val="19"/>
-        </w:rPr>
-        <w:t xml:space="preserve">       de la Clase 7.</w:t>
-      </w:r>
-      <w:r>
-        <w:br/>
-      </w:r>
-      <w:r>
-        <w:rPr>
-          <w:rFonts w:ascii="Consolas" w:hAnsi="Consolas"/>
-          <w:color w:val="111111"/>
-          <w:sz w:val="19"/>
-        </w:rPr>
-        <w:t xml:space="preserve">    4. **`Execution Time`.** Aqui 118 -&gt; 41 ms, un factor de 2,9x. **Este es el unico</w:t>
-      </w:r>
-      <w:r>
-        <w:br/>
-      </w:r>
-      <w:r>
-        <w:rPr>
-          <w:rFonts w:ascii="Consolas" w:hAnsi="Consolas"/>
-          <w:color w:val="111111"/>
-          <w:sz w:val="19"/>
-        </w:rPr>
-        <w:t xml:space="preserve">       numero que cambia de maquina a maquina** y en el navegador puede variar el</w:t>
-      </w:r>
-      <w:r>
-        <w:br/>
-      </w:r>
-      <w:r>
-        <w:rPr>
-          <w:rFonts w:ascii="Consolas" w:hAnsi="Consolas"/>
-          <w:color w:val="111111"/>
-          <w:sz w:val="19"/>
-        </w:rPr>
-        <w:t xml:space="preserve">       doble entre dos corridas seguidas. Se acepta cualquier factor entre 1,5x y</w:t>
-      </w:r>
-      <w:r>
-        <w:br/>
-      </w:r>
-      <w:r>
-        <w:rPr>
-          <w:rFonts w:ascii="Consolas" w:hAnsi="Consolas"/>
-          <w:color w:val="111111"/>
-          <w:sz w:val="19"/>
-        </w:rPr>
-        <w:t xml:space="preserve">       3x; lo que no se acepta es un factor inventado.</w:t>
-      </w:r>
-      <w:r>
-        <w:br/>
-      </w:r>
-      <w:r>
-        <w:rPr>
-          <w:rFonts w:ascii="Consolas" w:hAnsi="Consolas"/>
-          <w:color w:val="111111"/>
-          <w:sz w:val="19"/>
-        </w:rPr>
-      </w:r>
-      <w:r>
-        <w:br/>
-      </w:r>
-      <w:r>
-        <w:rPr>
-          <w:rFonts w:ascii="Consolas" w:hAnsi="Consolas"/>
-          <w:color w:val="111111"/>
-          <w:sz w:val="19"/>
-        </w:rPr>
-        <w:t xml:space="preserve">    Si el entorno rechaza la opcion `BUFFERS`, se corre `EXPLAIN ANALYZE` a secas y</w:t>
-      </w:r>
-      <w:r>
-        <w:br/>
-      </w:r>
-      <w:r>
-        <w:rPr>
-          <w:rFonts w:ascii="Consolas" w:hAnsi="Consolas"/>
-          <w:color w:val="111111"/>
-          <w:sz w:val="19"/>
-        </w:rPr>
-        <w:t xml:space="preserve">    se dice en la pregunta 5, tal como autoriza el enunciado. Cuando si funciona, el</w:t>
-      </w:r>
-      <w:r>
-        <w:br/>
-      </w:r>
-      <w:r>
-        <w:rPr>
-          <w:rFonts w:ascii="Consolas" w:hAnsi="Consolas"/>
-          <w:color w:val="111111"/>
-          <w:sz w:val="19"/>
-        </w:rPr>
-        <w:t xml:space="preserve">    dato que importa es que el `shared hit` del `Seq Scan on cita` es del mismo orden</w:t>
-      </w:r>
-      <w:r>
-        <w:br/>
-      </w:r>
-      <w:r>
-        <w:rPr>
-          <w:rFonts w:ascii="Consolas" w:hAnsi="Consolas"/>
-          <w:color w:val="111111"/>
-          <w:sz w:val="19"/>
-        </w:rPr>
-        <w:t xml:space="preserve">    en las dos versiones -- otra vez: se leen los mismos bloques.</w:t>
+    </w:p>
+    <w:p>
+      <w:r>
+        <w:rPr>
+          <w:b w:val="0"/>
+          <w:color w:val="4A4A49"/>
+          <w:sz w:val="22"/>
+        </w:rPr>
+        <w:t xml:space="preserve">Los cuatro numeros que hay que saber leer en esta salida, y </w:t>
+      </w:r>
+      <w:r>
+        <w:rPr>
+          <w:b/>
+          <w:color w:val="4A4A49"/>
+          <w:sz w:val="22"/>
+        </w:rPr>
+        <w:t>solo los tres primeros son deterministas</w:t>
+      </w:r>
+      <w:r>
+        <w:rPr>
+          <w:b w:val="0"/>
+          <w:color w:val="4A4A49"/>
+          <w:sz w:val="22"/>
+        </w:rPr>
+        <w:t>:</w:t>
+      </w:r>
+    </w:p>
+    <w:p>
+      <w:pPr>
+        <w:pStyle w:val="ListNumber"/>
+      </w:pPr>
+      <w:r>
+        <w:rPr>
+          <w:rFonts w:ascii="Consolas" w:hAnsi="Consolas"/>
+          <w:b/>
+          <w:color w:val="111111"/>
+          <w:sz w:val="21"/>
+        </w:rPr>
+        <w:t>Rows Removed by Filter: 29919</w:t>
+      </w:r>
+      <w:r>
+        <w:rPr>
+          <w:b/>
+          <w:color w:val="4A4A49"/>
+          <w:sz w:val="22"/>
+        </w:rPr>
+        <w:t>, igual en las dos.</w:t>
+      </w:r>
+      <w:r>
+        <w:rPr>
+          <w:b w:val="0"/>
+          <w:color w:val="4A4A49"/>
+          <w:sz w:val="22"/>
+        </w:rPr>
+        <w:t xml:space="preserve"> Es la parte incomoda y es la mas instructiva: sin indice, las dos versiones leen las 30.010 filas y tiran las mismas 29.919. El predicado sargable </w:t>
+      </w:r>
+      <w:r>
+        <w:rPr>
+          <w:b/>
+          <w:color w:val="4A4A49"/>
+          <w:sz w:val="22"/>
+        </w:rPr>
+        <w:t>por si solo</w:t>
+      </w:r>
+      <w:r>
+        <w:rPr>
+          <w:b w:val="0"/>
+          <w:color w:val="4A4A49"/>
+          <w:sz w:val="22"/>
+        </w:rPr>
+        <w:t xml:space="preserve"> no evita el </w:t>
+      </w:r>
+      <w:r>
+        <w:rPr>
+          <w:rFonts w:ascii="Consolas" w:hAnsi="Consolas"/>
+          <w:b w:val="0"/>
+          <w:color w:val="111111"/>
+          <w:sz w:val="21"/>
+        </w:rPr>
+        <w:t>Seq Scan</w:t>
+      </w:r>
+      <w:r>
+        <w:rPr>
+          <w:b w:val="0"/>
+          <w:color w:val="4A4A49"/>
+          <w:sz w:val="22"/>
+        </w:rPr>
+        <w:t>; lo que hace es dejar la puerta abierta para el indice de la Clase 7. Un estudiante que reporte «desaparecio el Seq Scan» no leyo su plan.</w:t>
+      </w:r>
+    </w:p>
+    <w:p>
+      <w:pPr>
+        <w:pStyle w:val="ListNumber"/>
+      </w:pPr>
+      <w:r>
+        <w:rPr>
+          <w:rFonts w:ascii="Consolas" w:hAnsi="Consolas"/>
+          <w:b/>
+          <w:color w:val="111111"/>
+          <w:sz w:val="21"/>
+        </w:rPr>
+        <w:t>rows=1</w:t>
+      </w:r>
+      <w:r>
+        <w:rPr>
+          <w:b/>
+          <w:color w:val="4A4A49"/>
+          <w:sz w:val="22"/>
+        </w:rPr>
+        <w:t xml:space="preserve"> estimadas contra </w:t>
+      </w:r>
+      <w:r>
+        <w:rPr>
+          <w:rFonts w:ascii="Consolas" w:hAnsi="Consolas"/>
+          <w:b/>
+          <w:color w:val="111111"/>
+          <w:sz w:val="21"/>
+        </w:rPr>
+        <w:t>rows=91</w:t>
+      </w:r>
+      <w:r>
+        <w:rPr>
+          <w:b/>
+          <w:color w:val="4A4A49"/>
+          <w:sz w:val="22"/>
+        </w:rPr>
+        <w:t xml:space="preserve"> reales, en la version ANTES.</w:t>
+      </w:r>
+      <w:r>
+        <w:rPr>
+          <w:b w:val="0"/>
+          <w:color w:val="4A4A49"/>
+          <w:sz w:val="22"/>
+        </w:rPr>
+        <w:t xml:space="preserve"> Ese 1 no es casualidad: cuando el filtro es una funcion sobre la columna, el motor no tiene estadisticas y aplica una selectividad por omision del 0,5 % por cada condicion; 30.010 x 0,005 x 0,005 da 0,75, que se redondea a 1. Con el predicado desnudo usa el histograma de </w:t>
+      </w:r>
+      <w:r>
+        <w:rPr>
+          <w:rFonts w:ascii="Consolas" w:hAnsi="Consolas"/>
+          <w:b w:val="0"/>
+          <w:color w:val="111111"/>
+          <w:sz w:val="21"/>
+        </w:rPr>
+        <w:t>fecha_hora</w:t>
+      </w:r>
+      <w:r>
+        <w:rPr>
+          <w:b w:val="0"/>
+          <w:color w:val="4A4A49"/>
+          <w:sz w:val="22"/>
+        </w:rPr>
+        <w:t xml:space="preserve"> y la lista de valores frecuentes de </w:t>
+      </w:r>
+      <w:r>
+        <w:rPr>
+          <w:rFonts w:ascii="Consolas" w:hAnsi="Consolas"/>
+          <w:b w:val="0"/>
+          <w:color w:val="111111"/>
+          <w:sz w:val="21"/>
+        </w:rPr>
+        <w:t>estado</w:t>
+      </w:r>
+      <w:r>
+        <w:rPr>
+          <w:b w:val="0"/>
+          <w:color w:val="4A4A49"/>
+          <w:sz w:val="22"/>
+        </w:rPr>
+        <w:t>, y estima ~90 contra 91 reales.</w:t>
+      </w:r>
+    </w:p>
+    <w:p>
+      <w:pPr>
+        <w:pStyle w:val="ListNumber"/>
+      </w:pPr>
+      <w:r>
+        <w:rPr>
+          <w:b/>
+          <w:color w:val="4A4A49"/>
+          <w:sz w:val="22"/>
+        </w:rPr>
+        <w:t xml:space="preserve">El plan del </w:t>
+      </w:r>
+      <w:r>
+        <w:rPr>
+          <w:rFonts w:ascii="Consolas" w:hAnsi="Consolas"/>
+          <w:b/>
+          <w:color w:val="111111"/>
+          <w:sz w:val="21"/>
+        </w:rPr>
+        <w:t>LIMIT 50</w:t>
+      </w:r>
+      <w:r>
+        <w:rPr>
+          <w:b/>
+          <w:color w:val="4A4A49"/>
+          <w:sz w:val="22"/>
+        </w:rPr>
+        <w:t xml:space="preserve"> conserva el </w:t>
+      </w:r>
+      <w:r>
+        <w:rPr>
+          <w:rFonts w:ascii="Consolas" w:hAnsi="Consolas"/>
+          <w:b/>
+          <w:color w:val="111111"/>
+          <w:sz w:val="21"/>
+        </w:rPr>
+        <w:t>Seq Scan</w:t>
+      </w:r>
+      <w:r>
+        <w:rPr>
+          <w:b/>
+          <w:color w:val="4A4A49"/>
+          <w:sz w:val="22"/>
+        </w:rPr>
+        <w:t xml:space="preserve"> completo.</w:t>
+      </w:r>
+      <w:r>
+        <w:rPr>
+          <w:b w:val="0"/>
+          <w:color w:val="4A4A49"/>
+          <w:sz w:val="22"/>
+        </w:rPr>
+        <w:t xml:space="preserve"> Tiene que conservarlo: para saber cuales son las 50 primeras por </w:t>
+      </w:r>
+      <w:r>
+        <w:rPr>
+          <w:rFonts w:ascii="Consolas" w:hAnsi="Consolas"/>
+          <w:b w:val="0"/>
+          <w:color w:val="111111"/>
+          <w:sz w:val="21"/>
+        </w:rPr>
+        <w:t>fecha_hora</w:t>
+      </w:r>
+      <w:r>
+        <w:rPr>
+          <w:b w:val="0"/>
+          <w:color w:val="4A4A49"/>
+          <w:sz w:val="22"/>
+        </w:rPr>
+        <w:t xml:space="preserve"> sin un indice que ya venga ordenado, hay que encontrar y ordenar las 91. El </w:t>
+      </w:r>
+      <w:r>
+        <w:rPr>
+          <w:rFonts w:ascii="Consolas" w:hAnsi="Consolas"/>
+          <w:b w:val="0"/>
+          <w:color w:val="111111"/>
+          <w:sz w:val="21"/>
+        </w:rPr>
+        <w:t>LIMIT</w:t>
+      </w:r>
+      <w:r>
+        <w:rPr>
+          <w:b w:val="0"/>
+          <w:color w:val="4A4A49"/>
+          <w:sz w:val="22"/>
+        </w:rPr>
+        <w:t xml:space="preserve"> solo ahorra el transporte de 41 filas. Es el segundo argumento para el indice de la Clase 7.</w:t>
+      </w:r>
+    </w:p>
+    <w:p>
+      <w:pPr>
+        <w:pStyle w:val="ListNumber"/>
+      </w:pPr>
+      <w:r>
+        <w:rPr>
+          <w:rFonts w:ascii="Consolas" w:hAnsi="Consolas"/>
+          <w:b/>
+          <w:color w:val="111111"/>
+          <w:sz w:val="21"/>
+        </w:rPr>
+        <w:t>Execution Time</w:t>
+      </w:r>
+      <w:r>
+        <w:rPr>
+          <w:b/>
+          <w:color w:val="4A4A49"/>
+          <w:sz w:val="22"/>
+        </w:rPr>
+        <w:t>.</w:t>
+      </w:r>
+      <w:r>
+        <w:rPr>
+          <w:b w:val="0"/>
+          <w:color w:val="4A4A49"/>
+          <w:sz w:val="22"/>
+        </w:rPr>
+        <w:t xml:space="preserve"> Aqui 118 -&gt; 41 ms, un factor de 2,9x. </w:t>
+      </w:r>
+      <w:r>
+        <w:rPr>
+          <w:b/>
+          <w:color w:val="4A4A49"/>
+          <w:sz w:val="22"/>
+        </w:rPr>
+        <w:t>Este es el unico numero que cambia de maquina a maquina</w:t>
+      </w:r>
+      <w:r>
+        <w:rPr>
+          <w:b w:val="0"/>
+          <w:color w:val="4A4A49"/>
+          <w:sz w:val="22"/>
+        </w:rPr>
+        <w:t xml:space="preserve"> y en el navegador puede variar el doble entre dos corridas seguidas. Se acepta cualquier factor entre 1,5x y 3x; lo que no se acepta es un factor inventado.</w:t>
+      </w:r>
+    </w:p>
+    <w:p>
+      <w:r>
+        <w:rPr>
+          <w:b w:val="0"/>
+          <w:color w:val="4A4A49"/>
+          <w:sz w:val="22"/>
+        </w:rPr>
+        <w:t xml:space="preserve">Si el entorno rechaza la opcion </w:t>
+      </w:r>
+      <w:r>
+        <w:rPr>
+          <w:rFonts w:ascii="Consolas" w:hAnsi="Consolas"/>
+          <w:b w:val="0"/>
+          <w:color w:val="111111"/>
+          <w:sz w:val="21"/>
+        </w:rPr>
+        <w:t>BUFFERS</w:t>
+      </w:r>
+      <w:r>
+        <w:rPr>
+          <w:b w:val="0"/>
+          <w:color w:val="4A4A49"/>
+          <w:sz w:val="22"/>
+        </w:rPr>
+        <w:t xml:space="preserve">, se corre </w:t>
+      </w:r>
+      <w:r>
+        <w:rPr>
+          <w:rFonts w:ascii="Consolas" w:hAnsi="Consolas"/>
+          <w:b w:val="0"/>
+          <w:color w:val="111111"/>
+          <w:sz w:val="21"/>
+        </w:rPr>
+        <w:t>EXPLAIN ANALYZE</w:t>
+      </w:r>
+      <w:r>
+        <w:rPr>
+          <w:b w:val="0"/>
+          <w:color w:val="4A4A49"/>
+          <w:sz w:val="22"/>
+        </w:rPr>
+        <w:t xml:space="preserve"> a secas y se dice en la pregunta 5, tal como autoriza el enunciado. Cuando si funciona, el dato que importa es que el </w:t>
+      </w:r>
+      <w:r>
+        <w:rPr>
+          <w:rFonts w:ascii="Consolas" w:hAnsi="Consolas"/>
+          <w:b w:val="0"/>
+          <w:color w:val="111111"/>
+          <w:sz w:val="21"/>
+        </w:rPr>
+        <w:t>shared hit</w:t>
+      </w:r>
+      <w:r>
+        <w:rPr>
+          <w:b w:val="0"/>
+          <w:color w:val="4A4A49"/>
+          <w:sz w:val="22"/>
+        </w:rPr>
+        <w:t xml:space="preserve"> del </w:t>
+      </w:r>
+      <w:r>
+        <w:rPr>
+          <w:rFonts w:ascii="Consolas" w:hAnsi="Consolas"/>
+          <w:b w:val="0"/>
+          <w:color w:val="111111"/>
+          <w:sz w:val="21"/>
+        </w:rPr>
+        <w:t>Seq Scan on cita</w:t>
+      </w:r>
+      <w:r>
+        <w:rPr>
+          <w:b w:val="0"/>
+          <w:color w:val="4A4A49"/>
+          <w:sz w:val="22"/>
+        </w:rPr>
+        <w:t xml:space="preserve"> es del mismo orden en las dos versiones -- otra vez: se leen los mismos bloques.</w:t>
       </w:r>
     </w:p>
     <w:p>
@@ -4615,7 +4784,24 @@
           <w:color w:val="4A4A49"/>
           <w:sz w:val="22"/>
         </w:rPr>
-        <w:t>6 pts — los tres `EXPLAIN` corren y corresponden.</w:t>
+        <w:t xml:space="preserve">6 pts — los tres </w:t>
+      </w:r>
+      <w:r>
+        <w:rPr>
+          <w:rFonts w:ascii="Consolas" w:hAnsi="Consolas"/>
+          <w:b/>
+          <w:color w:val="111111"/>
+          <w:sz w:val="21"/>
+        </w:rPr>
+        <w:t>EXPLAIN</w:t>
+      </w:r>
+      <w:r>
+        <w:rPr>
+          <w:b/>
+          <w:color w:val="4A4A49"/>
+          <w:sz w:val="22"/>
+        </w:rPr>
+        <w:t xml:space="preserve"> corren y corresponden.</w:t>
       </w:r>
       <w:r>
         <w:rPr>
@@ -4628,6 +4814,7 @@
       <w:r>
         <w:rPr>
           <w:rFonts w:ascii="Consolas" w:hAnsi="Consolas"/>
+          <w:b w:val="0"/>
           <w:color w:val="111111"/>
           <w:sz w:val="21"/>
         </w:rPr>
@@ -4660,7 +4847,7 @@
           <w:color w:val="4A4A49"/>
           <w:sz w:val="22"/>
         </w:rPr>
-        <w:t xml:space="preserve"> Nodo mas costoso, filas estimadas contra reales, y tiempo de ejecucion, para ANTES y para DESPUES. La exigencia de la rubrica es que los valores esten </w:t>
+        <w:t xml:space="preserve"> Nodo mas costoso, filas estimadas contra reales, y tiempo de ejecucion, </w:t>
       </w:r>
       <w:r>
         <w:rPr>
@@ -4668,6 +4855,39 @@
           <w:color w:val="4A4A49"/>
           <w:sz w:val="22"/>
         </w:rPr>
+        <w:t>para las tres versiones</w:t>
+      </w:r>
+      <w:r>
+        <w:rPr>
+          <w:b w:val="0"/>
+          <w:color w:val="4A4A49"/>
+          <w:sz w:val="22"/>
+        </w:rPr>
+        <w:t xml:space="preserve">: la columna se da completa cuando estan ANTES, DESPUES y DESPUES+LIM50, y vale 2 de 3 si falta la fila del </w:t>
+      </w:r>
+      <w:r>
+        <w:rPr>
+          <w:rFonts w:ascii="Consolas" w:hAnsi="Consolas"/>
+          <w:b w:val="0"/>
+          <w:color w:val="111111"/>
+          <w:sz w:val="21"/>
+        </w:rPr>
+        <w:t>LIMIT 50</w:t>
+      </w:r>
+      <w:r>
+        <w:rPr>
+          <w:b w:val="0"/>
+          <w:color w:val="4A4A49"/>
+          <w:sz w:val="22"/>
+        </w:rPr>
+        <w:t xml:space="preserve">. La exigencia de la rubrica es que los valores esten </w:t>
+      </w:r>
+      <w:r>
+        <w:rPr>
+          <w:b/>
+          <w:color w:val="4A4A49"/>
+          <w:sz w:val="22"/>
+        </w:rPr>
         <w:t>tomados del plan real</w:t>
       </w:r>
       <w:r>
@@ -4681,6 +4901,7 @@
       <w:r>
         <w:rPr>
           <w:rFonts w:ascii="Consolas" w:hAnsi="Consolas"/>
+          <w:b w:val="0"/>
           <w:color w:val="111111"/>
           <w:sz w:val="21"/>
         </w:rPr>
@@ -4705,7 +4926,24 @@
           <w:color w:val="4A4A49"/>
           <w:sz w:val="22"/>
         </w:rPr>
-        <w:t>3 pts — la linea `-- CONCLUSION:` cuantifica la mejora.</w:t>
+        <w:t xml:space="preserve">3 pts — la linea </w:t>
+      </w:r>
+      <w:r>
+        <w:rPr>
+          <w:rFonts w:ascii="Consolas" w:hAnsi="Consolas"/>
+          <w:b/>
+          <w:color w:val="111111"/>
+          <w:sz w:val="21"/>
+        </w:rPr>
+        <w:t>-- CONCLUSION:</w:t>
+      </w:r>
+      <w:r>
+        <w:rPr>
+          <w:b/>
+          <w:color w:val="4A4A49"/>
+          <w:sz w:val="22"/>
+        </w:rPr>
+        <w:t xml:space="preserve"> cuantifica la mejora.</w:t>
       </w:r>
       <w:r>
         <w:rPr>
@@ -4792,6 +5030,7 @@
       <w:r>
         <w:rPr>
           <w:rFonts w:ascii="Consolas" w:hAnsi="Consolas"/>
+          <w:b w:val="0"/>
           <w:color w:val="111111"/>
           <w:sz w:val="21"/>
         </w:rPr>
@@ -4916,6 +5155,7 @@
       <w:r>
         <w:rPr>
           <w:rFonts w:ascii="Consolas" w:hAnsi="Consolas"/>
+          <w:b w:val="0"/>
           <w:color w:val="111111"/>
           <w:sz w:val="21"/>
         </w:rPr>
@@ -4940,7 +5180,24 @@
           <w:color w:val="4A4A49"/>
           <w:sz w:val="22"/>
         </w:rPr>
-        <w:t>Escribir «el `Seq Scan` desaparecio».</w:t>
+        <w:t xml:space="preserve">Escribir «el </w:t>
+      </w:r>
+      <w:r>
+        <w:rPr>
+          <w:rFonts w:ascii="Consolas" w:hAnsi="Consolas"/>
+          <w:b/>
+          <w:color w:val="111111"/>
+          <w:sz w:val="21"/>
+        </w:rPr>
+        <w:t>Seq Scan</w:t>
+      </w:r>
+      <w:r>
+        <w:rPr>
+          <w:b/>
+          <w:color w:val="4A4A49"/>
+          <w:sz w:val="22"/>
+        </w:rPr>
+        <w:t xml:space="preserve"> desaparecio».</w:t>
       </w:r>
       <w:r>
         <w:rPr>
@@ -4953,6 +5210,7 @@
       <w:r>
         <w:rPr>
           <w:rFonts w:ascii="Consolas" w:hAnsi="Consolas"/>
+          <w:b w:val="0"/>
           <w:color w:val="111111"/>
           <w:sz w:val="21"/>
         </w:rPr>
@@ -4998,7 +5256,24 @@
           <w:color w:val="4A4A49"/>
           <w:sz w:val="22"/>
         </w:rPr>
-        <w:t>Confundir `cost=` con tiempo.</w:t>
+        <w:t xml:space="preserve">Confundir </w:t>
+      </w:r>
+      <w:r>
+        <w:rPr>
+          <w:rFonts w:ascii="Consolas" w:hAnsi="Consolas"/>
+          <w:b/>
+          <w:color w:val="111111"/>
+          <w:sz w:val="21"/>
+        </w:rPr>
+        <w:t>cost=</w:t>
+      </w:r>
+      <w:r>
+        <w:rPr>
+          <w:b/>
+          <w:color w:val="4A4A49"/>
+          <w:sz w:val="22"/>
+        </w:rPr>
+        <w:t xml:space="preserve"> con tiempo.</w:t>
       </w:r>
       <w:r>
         <w:rPr>
@@ -5011,6 +5286,7 @@
       <w:r>
         <w:rPr>
           <w:rFonts w:ascii="Consolas" w:hAnsi="Consolas"/>
+          <w:b w:val="0"/>
           <w:color w:val="111111"/>
           <w:sz w:val="21"/>
         </w:rPr>
@@ -5027,6 +5303,7 @@
       <w:r>
         <w:rPr>
           <w:rFonts w:ascii="Consolas" w:hAnsi="Consolas"/>
+          <w:b w:val="0"/>
           <w:color w:val="111111"/>
           <w:sz w:val="21"/>
         </w:rPr>
@@ -5043,6 +5320,7 @@
       <w:r>
         <w:rPr>
           <w:rFonts w:ascii="Consolas" w:hAnsi="Consolas"/>
+          <w:b w:val="0"/>
           <w:color w:val="111111"/>
           <w:sz w:val="21"/>
         </w:rPr>
@@ -5067,7 +5345,41 @@
           <w:color w:val="4A4A49"/>
           <w:sz w:val="22"/>
         </w:rPr>
-        <w:t>Omitir el `EXPLAIN` con `LIMIT 50`,</w:t>
+        <w:t xml:space="preserve">Omitir el </w:t>
+      </w:r>
+      <w:r>
+        <w:rPr>
+          <w:rFonts w:ascii="Consolas" w:hAnsi="Consolas"/>
+          <w:b/>
+          <w:color w:val="111111"/>
+          <w:sz w:val="21"/>
+        </w:rPr>
+        <w:t>EXPLAIN</w:t>
+      </w:r>
+      <w:r>
+        <w:rPr>
+          <w:b/>
+          <w:color w:val="4A4A49"/>
+          <w:sz w:val="22"/>
+        </w:rPr>
+        <w:t xml:space="preserve"> con </w:t>
+      </w:r>
+      <w:r>
+        <w:rPr>
+          <w:rFonts w:ascii="Consolas" w:hAnsi="Consolas"/>
+          <w:b/>
+          <w:color w:val="111111"/>
+          <w:sz w:val="21"/>
+        </w:rPr>
+        <w:t>LIMIT 50</w:t>
+      </w:r>
+      <w:r>
+        <w:rPr>
+          <w:b/>
+          <w:color w:val="4A4A49"/>
+          <w:sz w:val="22"/>
+        </w:rPr>
+        <w:t>,</w:t>
       </w:r>
       <w:r>
         <w:rPr>
@@ -5080,6 +5392,7 @@
       <w:r>
         <w:rPr>
           <w:rFonts w:ascii="Consolas" w:hAnsi="Consolas"/>
+          <w:b w:val="0"/>
           <w:color w:val="111111"/>
           <w:sz w:val="21"/>
         </w:rPr>
@@ -5096,6 +5409,7 @@
       <w:r>
         <w:rPr>
           <w:rFonts w:ascii="Consolas" w:hAnsi="Consolas"/>
+          <w:b w:val="0"/>
           <w:color w:val="111111"/>
           <w:sz w:val="21"/>
         </w:rPr>
@@ -5112,6 +5426,7 @@
       <w:r>
         <w:rPr>
           <w:rFonts w:ascii="Consolas" w:hAnsi="Consolas"/>
+          <w:b w:val="0"/>
           <w:color w:val="111111"/>
           <w:sz w:val="21"/>
         </w:rPr>
@@ -5128,6 +5443,7 @@
       <w:r>
         <w:rPr>
           <w:rFonts w:ascii="Consolas" w:hAnsi="Consolas"/>
+          <w:b w:val="0"/>
           <w:color w:val="111111"/>
           <w:sz w:val="21"/>
         </w:rPr>
@@ -5160,6 +5476,7 @@
       <w:r>
         <w:rPr>
           <w:rFonts w:ascii="Consolas" w:hAnsi="Consolas"/>
+          <w:b w:val="0"/>
           <w:color w:val="111111"/>
           <w:sz w:val="21"/>
         </w:rPr>
@@ -5176,6 +5493,7 @@
       <w:r>
         <w:rPr>
           <w:rFonts w:ascii="Consolas" w:hAnsi="Consolas"/>
+          <w:b w:val="0"/>
           <w:color w:val="111111"/>
           <w:sz w:val="21"/>
         </w:rPr>
@@ -6514,7 +6832,7 @@
           <w:color w:val="111111"/>
           <w:sz w:val="19"/>
         </w:rPr>
-        <w:t xml:space="preserve">    Los seis primeros son los duenos sembrados a mano, y tiene sentido: son los</w:t>
+        <w:t xml:space="preserve">    Equivalencia -- 0 filas</w:t>
       </w:r>
       <w:r>
         <w:br/>
@@ -6525,7 +6843,6 @@
           <w:color w:val="111111"/>
           <w:sz w:val="19"/>
         </w:rPr>
-        <w:t xml:space="preserve">    unicos que tienen mascotas de las dos tandas —las 8 sembradas y las generadas—.</w:t>
       </w:r>
       <w:r>
         <w:br/>
@@ -6536,7 +6853,7 @@
           <w:color w:val="111111"/>
           <w:sz w:val="19"/>
         </w:rPr>
-        <w:t xml:space="preserve">    Del septimo hacia abajo hay **987 duenos empatados en 18**, asi que el</w:t>
+        <w:t xml:space="preserve">     (el EXCEPT en los dos sentidos no devolvio ninguna fila)</w:t>
       </w:r>
       <w:r>
         <w:br/>
@@ -6547,7 +6864,6 @@
           <w:color w:val="111111"/>
           <w:sz w:val="19"/>
         </w:rPr>
-        <w:t xml:space="preserve">    `ORDER BY total_citas DESC, d.id_dueno` no es un adorno: sin el desempate por</w:t>
       </w:r>
       <w:r>
         <w:br/>
@@ -6558,7 +6874,7 @@
           <w:color w:val="111111"/>
           <w:sz w:val="19"/>
         </w:rPr>
-        <w:t xml:space="preserve">    `id_dueno`, las filas 7 a 20 salen distintas en cada corrida y la evidencia del</w:t>
+        <w:t xml:space="preserve">    Comprobacion de los duenos sin citas -- 6 filas</w:t>
       </w:r>
       <w:r>
         <w:br/>
@@ -6569,7 +6885,6 @@
           <w:color w:val="111111"/>
           <w:sz w:val="19"/>
         </w:rPr>
-        <w:t xml:space="preserve">    estudiante no se puede comparar con nada.</w:t>
       </w:r>
       <w:r>
         <w:br/>
@@ -6580,6 +6895,7 @@
           <w:color w:val="111111"/>
           <w:sz w:val="19"/>
         </w:rPr>
+        <w:t xml:space="preserve">     id_dueno |  nombre   | total_citas</w:t>
       </w:r>
       <w:r>
         <w:br/>
@@ -6590,7 +6906,7 @@
           <w:color w:val="111111"/>
           <w:sz w:val="19"/>
         </w:rPr>
-        <w:t xml:space="preserve">    Equivalencia -- 0 filas</w:t>
+        <w:t xml:space="preserve">    ----------+-----------+-------------</w:t>
       </w:r>
       <w:r>
         <w:br/>
@@ -6601,6 +6917,7 @@
           <w:color w:val="111111"/>
           <w:sz w:val="19"/>
         </w:rPr>
+        <w:t xml:space="preserve">         2001 | Dueno 1995|           0</w:t>
       </w:r>
       <w:r>
         <w:br/>
@@ -6611,7 +6928,7 @@
           <w:color w:val="111111"/>
           <w:sz w:val="19"/>
         </w:rPr>
-        <w:t xml:space="preserve">     (el EXCEPT en los dos sentidos no devolvio ninguna fila)</w:t>
+        <w:t xml:space="preserve">         2002 | Dueno 1996|           0</w:t>
       </w:r>
       <w:r>
         <w:br/>
@@ -6622,6 +6939,7 @@
           <w:color w:val="111111"/>
           <w:sz w:val="19"/>
         </w:rPr>
+        <w:t xml:space="preserve">         2003 | Dueno 1997|           0</w:t>
       </w:r>
       <w:r>
         <w:br/>
@@ -6632,7 +6950,7 @@
           <w:color w:val="111111"/>
           <w:sz w:val="19"/>
         </w:rPr>
-        <w:t xml:space="preserve">    **Cero filas es el resultado correcto** y es la unica forma de afirmar que las</w:t>
+        <w:t xml:space="preserve">         2004 | Dueno 1998|           0</w:t>
       </w:r>
       <w:r>
         <w:br/>
@@ -6643,7 +6961,7 @@
           <w:color w:val="111111"/>
           <w:sz w:val="19"/>
         </w:rPr>
-        <w:t xml:space="preserve">    dos versiones son iguales. Si devuelve 6 filas —las de los id_dueno 2001 a</w:t>
+        <w:t xml:space="preserve">         2005 | Dueno 1999|           0</w:t>
       </w:r>
       <w:r>
         <w:br/>
@@ -6654,267 +6972,296 @@
           <w:color w:val="111111"/>
           <w:sz w:val="19"/>
         </w:rPr>
-        <w:t xml:space="preserve">    2006— el error esta identificado sin necesidad de leer el codigo: se uso</w:t>
-      </w:r>
-      <w:r>
-        <w:br/>
-      </w:r>
-      <w:r>
-        <w:rPr>
-          <w:rFonts w:ascii="Consolas" w:hAnsi="Consolas"/>
-          <w:color w:val="111111"/>
-          <w:sz w:val="19"/>
-        </w:rPr>
-        <w:t xml:space="preserve">    `COUNT(*)` en vez de `COUNT(c.id_cita)`.</w:t>
-      </w:r>
-      <w:r>
-        <w:br/>
-      </w:r>
-      <w:r>
-        <w:rPr>
-          <w:rFonts w:ascii="Consolas" w:hAnsi="Consolas"/>
-          <w:color w:val="111111"/>
-          <w:sz w:val="19"/>
-        </w:rPr>
-      </w:r>
-      <w:r>
-        <w:br/>
-      </w:r>
-      <w:r>
-        <w:rPr>
-          <w:rFonts w:ascii="Consolas" w:hAnsi="Consolas"/>
-          <w:color w:val="111111"/>
-          <w:sz w:val="19"/>
-        </w:rPr>
-        <w:t xml:space="preserve">    Comprobacion de los duenos sin citas -- 6 filas</w:t>
-      </w:r>
-      <w:r>
-        <w:br/>
-      </w:r>
-      <w:r>
-        <w:rPr>
-          <w:rFonts w:ascii="Consolas" w:hAnsi="Consolas"/>
-          <w:color w:val="111111"/>
-          <w:sz w:val="19"/>
-        </w:rPr>
-      </w:r>
-      <w:r>
-        <w:br/>
-      </w:r>
-      <w:r>
-        <w:rPr>
-          <w:rFonts w:ascii="Consolas" w:hAnsi="Consolas"/>
-          <w:color w:val="111111"/>
-          <w:sz w:val="19"/>
-        </w:rPr>
-        <w:t xml:space="preserve">     id_dueno |  nombre   | total_citas</w:t>
-      </w:r>
-      <w:r>
-        <w:br/>
-      </w:r>
-      <w:r>
-        <w:rPr>
-          <w:rFonts w:ascii="Consolas" w:hAnsi="Consolas"/>
-          <w:color w:val="111111"/>
-          <w:sz w:val="19"/>
-        </w:rPr>
-        <w:t xml:space="preserve">    ----------+-----------+-------------</w:t>
-      </w:r>
-      <w:r>
-        <w:br/>
-      </w:r>
-      <w:r>
-        <w:rPr>
-          <w:rFonts w:ascii="Consolas" w:hAnsi="Consolas"/>
-          <w:color w:val="111111"/>
-          <w:sz w:val="19"/>
-        </w:rPr>
-        <w:t xml:space="preserve">         2001 | Dueno 1995|           0</w:t>
-      </w:r>
-      <w:r>
-        <w:br/>
-      </w:r>
-      <w:r>
-        <w:rPr>
-          <w:rFonts w:ascii="Consolas" w:hAnsi="Consolas"/>
-          <w:color w:val="111111"/>
-          <w:sz w:val="19"/>
-        </w:rPr>
-        <w:t xml:space="preserve">         2002 | Dueno 1996|           0</w:t>
-      </w:r>
-      <w:r>
-        <w:br/>
-      </w:r>
-      <w:r>
-        <w:rPr>
-          <w:rFonts w:ascii="Consolas" w:hAnsi="Consolas"/>
-          <w:color w:val="111111"/>
-          <w:sz w:val="19"/>
-        </w:rPr>
-        <w:t xml:space="preserve">         2003 | Dueno 1997|           0</w:t>
-      </w:r>
-      <w:r>
-        <w:br/>
-      </w:r>
-      <w:r>
-        <w:rPr>
-          <w:rFonts w:ascii="Consolas" w:hAnsi="Consolas"/>
-          <w:color w:val="111111"/>
-          <w:sz w:val="19"/>
-        </w:rPr>
-        <w:t xml:space="preserve">         2004 | Dueno 1998|           0</w:t>
-      </w:r>
-      <w:r>
-        <w:br/>
-      </w:r>
-      <w:r>
-        <w:rPr>
-          <w:rFonts w:ascii="Consolas" w:hAnsi="Consolas"/>
-          <w:color w:val="111111"/>
-          <w:sz w:val="19"/>
-        </w:rPr>
-        <w:t xml:space="preserve">         2005 | Dueno 1999|           0</w:t>
-      </w:r>
-      <w:r>
-        <w:br/>
-      </w:r>
-      <w:r>
-        <w:rPr>
-          <w:rFonts w:ascii="Consolas" w:hAnsi="Consolas"/>
-          <w:color w:val="111111"/>
-          <w:sz w:val="19"/>
-        </w:rPr>
         <w:t xml:space="preserve">         2006 | Dueno 2000|           0</w:t>
       </w:r>
-      <w:r>
-        <w:br/>
-      </w:r>
-      <w:r>
-        <w:rPr>
-          <w:rFonts w:ascii="Consolas" w:hAnsi="Consolas"/>
-          <w:color w:val="111111"/>
-          <w:sz w:val="19"/>
-        </w:rPr>
-      </w:r>
-      <w:r>
-        <w:br/>
-      </w:r>
-      <w:r>
-        <w:rPr>
-          <w:rFonts w:ascii="Consolas" w:hAnsi="Consolas"/>
-          <w:color w:val="111111"/>
-          <w:sz w:val="19"/>
-        </w:rPr>
-        <w:t xml:space="preserve">    **Seis filas con 0.** Es el numero que separa las tres entregas posibles:</w:t>
-      </w:r>
-      <w:r>
-        <w:br/>
-      </w:r>
-      <w:r>
-        <w:rPr>
-          <w:rFonts w:ascii="Consolas" w:hAnsi="Consolas"/>
-          <w:color w:val="111111"/>
-          <w:sz w:val="19"/>
-        </w:rPr>
-        <w:t xml:space="preserve">    6 filas con 0 = correcto; 6 filas con **1** = se uso `COUNT(*)`;</w:t>
-      </w:r>
-      <w:r>
-        <w:br/>
-      </w:r>
-      <w:r>
-        <w:rPr>
-          <w:rFonts w:ascii="Consolas" w:hAnsi="Consolas"/>
-          <w:color w:val="111111"/>
-          <w:sz w:val="19"/>
-        </w:rPr>
-        <w:t xml:space="preserve">    **0 filas** = se uso `INNER JOIN` y esos seis duenos desaparecieron del reporte.</w:t>
-      </w:r>
-      <w:r>
-        <w:br/>
-      </w:r>
-      <w:r>
-        <w:rPr>
-          <w:rFonts w:ascii="Consolas" w:hAnsi="Consolas"/>
-          <w:color w:val="111111"/>
-          <w:sz w:val="19"/>
-        </w:rPr>
-        <w:t xml:space="preserve">    Los tres casos se distinguen con esta sola consulta.</w:t>
-      </w:r>
-      <w:r>
-        <w:br/>
-      </w:r>
-      <w:r>
-        <w:rPr>
-          <w:rFonts w:ascii="Consolas" w:hAnsi="Consolas"/>
-          <w:color w:val="111111"/>
-          <w:sz w:val="19"/>
-        </w:rPr>
-      </w:r>
-      <w:r>
-        <w:br/>
-      </w:r>
-      <w:r>
-        <w:rPr>
-          <w:rFonts w:ascii="Consolas" w:hAnsi="Consolas"/>
-          <w:color w:val="111111"/>
-          <w:sz w:val="19"/>
-        </w:rPr>
-        <w:t xml:space="preserve">    Sobre el rendimiento: la version ANTES ejecuta el `SubPlan` **2.006 veces** y en</w:t>
-      </w:r>
-      <w:r>
-        <w:br/>
-      </w:r>
-      <w:r>
-        <w:rPr>
-          <w:rFonts w:ascii="Consolas" w:hAnsi="Consolas"/>
-          <w:color w:val="111111"/>
-          <w:sz w:val="19"/>
-        </w:rPr>
-        <w:t xml:space="preserve">    cada una recorre las 30.010 citas; el plan lo dice con `loops=2006`. La version</w:t>
-      </w:r>
-      <w:r>
-        <w:br/>
-      </w:r>
-      <w:r>
-        <w:rPr>
-          <w:rFonts w:ascii="Consolas" w:hAnsi="Consolas"/>
-          <w:color w:val="111111"/>
-          <w:sz w:val="19"/>
-        </w:rPr>
-        <w:t xml:space="preserve">    DESPUES es un `HashAggregate` sobre un solo recorrido. Aqui la diferencia si es</w:t>
-      </w:r>
-      <w:r>
-        <w:br/>
-      </w:r>
-      <w:r>
-        <w:rPr>
-          <w:rFonts w:ascii="Consolas" w:hAnsi="Consolas"/>
-          <w:color w:val="111111"/>
-          <w:sz w:val="19"/>
-        </w:rPr>
-        <w:t xml:space="preserve">    de ordenes de magnitud —de segundos a decenas de milisegundos— y no depende de</w:t>
-      </w:r>
-      <w:r>
-        <w:br/>
-      </w:r>
-      <w:r>
-        <w:rPr>
-          <w:rFonts w:ascii="Consolas" w:hAnsi="Consolas"/>
-          <w:color w:val="111111"/>
-          <w:sz w:val="19"/>
-        </w:rPr>
-        <w:t xml:space="preserve">    que haya indices, porque lo que se elimino no fue un escaneo: fueron 2.005</w:t>
-      </w:r>
-      <w:r>
-        <w:br/>
-      </w:r>
-      <w:r>
-        <w:rPr>
-          <w:rFonts w:ascii="Consolas" w:hAnsi="Consolas"/>
-          <w:color w:val="111111"/>
-          <w:sz w:val="19"/>
-        </w:rPr>
-        <w:t xml:space="preserve">    escaneos.</w:t>
+    </w:p>
+    <w:p>
+      <w:r>
+        <w:rPr>
+          <w:b/>
+          <w:color w:val="4A4A49"/>
+          <w:sz w:val="22"/>
+        </w:rPr>
+        <w:t>El ranking.</w:t>
+      </w:r>
+      <w:r>
+        <w:rPr>
+          <w:b w:val="0"/>
+          <w:color w:val="4A4A49"/>
+          <w:sz w:val="22"/>
+        </w:rPr>
+        <w:t xml:space="preserve"> Los seis primeros son los duenos sembrados a mano, y tiene sentido: son los unicos que tienen mascotas de las dos tandas —las 8 sembradas y las generadas—. Del septimo hacia abajo hay </w:t>
+      </w:r>
+      <w:r>
+        <w:rPr>
+          <w:b/>
+          <w:color w:val="4A4A49"/>
+          <w:sz w:val="22"/>
+        </w:rPr>
+        <w:t>987 duenos empatados en 18</w:t>
+      </w:r>
+      <w:r>
+        <w:rPr>
+          <w:b w:val="0"/>
+          <w:color w:val="4A4A49"/>
+          <w:sz w:val="22"/>
+        </w:rPr>
+        <w:t xml:space="preserve">, asi que el </w:t>
+      </w:r>
+      <w:r>
+        <w:rPr>
+          <w:rFonts w:ascii="Consolas" w:hAnsi="Consolas"/>
+          <w:b w:val="0"/>
+          <w:color w:val="111111"/>
+          <w:sz w:val="21"/>
+        </w:rPr>
+        <w:t>ORDER BY total_citas DESC, d.id_dueno</w:t>
+      </w:r>
+      <w:r>
+        <w:rPr>
+          <w:b w:val="0"/>
+          <w:color w:val="4A4A49"/>
+          <w:sz w:val="22"/>
+        </w:rPr>
+        <w:t xml:space="preserve"> no es un adorno: sin el desempate por </w:t>
+      </w:r>
+      <w:r>
+        <w:rPr>
+          <w:rFonts w:ascii="Consolas" w:hAnsi="Consolas"/>
+          <w:b w:val="0"/>
+          <w:color w:val="111111"/>
+          <w:sz w:val="21"/>
+        </w:rPr>
+        <w:t>id_dueno</w:t>
+      </w:r>
+      <w:r>
+        <w:rPr>
+          <w:b w:val="0"/>
+          <w:color w:val="4A4A49"/>
+          <w:sz w:val="22"/>
+        </w:rPr>
+        <w:t>, las filas 7 a 20 salen distintas en cada corrida y la evidencia del estudiante no se puede comparar con nada.</w:t>
+      </w:r>
+    </w:p>
+    <w:p>
+      <w:r>
+        <w:rPr>
+          <w:b/>
+          <w:color w:val="4A4A49"/>
+          <w:sz w:val="22"/>
+        </w:rPr>
+        <w:t>La equivalencia: cero filas es el resultado correcto</w:t>
+      </w:r>
+      <w:r>
+        <w:rPr>
+          <w:b w:val="0"/>
+          <w:color w:val="4A4A49"/>
+          <w:sz w:val="22"/>
+        </w:rPr>
+        <w:t xml:space="preserve">, y es la unica forma de afirmar que las dos versiones son iguales. Si devuelve 6 filas —las de los id_dueno 2001 a 2006— el error esta identificado sin necesidad de leer el codigo: se uso </w:t>
+      </w:r>
+      <w:r>
+        <w:rPr>
+          <w:rFonts w:ascii="Consolas" w:hAnsi="Consolas"/>
+          <w:b w:val="0"/>
+          <w:color w:val="111111"/>
+          <w:sz w:val="21"/>
+        </w:rPr>
+        <w:t>COUNT(*)</w:t>
+      </w:r>
+      <w:r>
+        <w:rPr>
+          <w:b w:val="0"/>
+          <w:color w:val="4A4A49"/>
+          <w:sz w:val="22"/>
+        </w:rPr>
+        <w:t xml:space="preserve"> en vez de </w:t>
+      </w:r>
+      <w:r>
+        <w:rPr>
+          <w:rFonts w:ascii="Consolas" w:hAnsi="Consolas"/>
+          <w:b w:val="0"/>
+          <w:color w:val="111111"/>
+          <w:sz w:val="21"/>
+        </w:rPr>
+        <w:t>COUNT(c.id_cita)</w:t>
+      </w:r>
+      <w:r>
+        <w:rPr>
+          <w:b w:val="0"/>
+          <w:color w:val="4A4A49"/>
+          <w:sz w:val="22"/>
+        </w:rPr>
+        <w:t>.</w:t>
+      </w:r>
+    </w:p>
+    <w:p>
+      <w:r>
+        <w:rPr>
+          <w:b/>
+          <w:color w:val="4A4A49"/>
+          <w:sz w:val="22"/>
+        </w:rPr>
+        <w:t>Las seis filas con 0</w:t>
+      </w:r>
+      <w:r>
+        <w:rPr>
+          <w:b w:val="0"/>
+          <w:color w:val="4A4A49"/>
+          <w:sz w:val="22"/>
+        </w:rPr>
+        <w:t xml:space="preserve"> son el numero que separa las tres entregas posibles: 6 filas con 0 = correcto; 6 filas con </w:t>
+      </w:r>
+      <w:r>
+        <w:rPr>
+          <w:b/>
+          <w:color w:val="4A4A49"/>
+          <w:sz w:val="22"/>
+        </w:rPr>
+        <w:t>1</w:t>
+      </w:r>
+      <w:r>
+        <w:rPr>
+          <w:b w:val="0"/>
+          <w:color w:val="4A4A49"/>
+          <w:sz w:val="22"/>
+        </w:rPr>
+        <w:t xml:space="preserve"> = se uso </w:t>
+      </w:r>
+      <w:r>
+        <w:rPr>
+          <w:rFonts w:ascii="Consolas" w:hAnsi="Consolas"/>
+          <w:b w:val="0"/>
+          <w:color w:val="111111"/>
+          <w:sz w:val="21"/>
+        </w:rPr>
+        <w:t>COUNT(*)</w:t>
+      </w:r>
+      <w:r>
+        <w:rPr>
+          <w:b w:val="0"/>
+          <w:color w:val="4A4A49"/>
+          <w:sz w:val="22"/>
+        </w:rPr>
+        <w:t xml:space="preserve">; </w:t>
+      </w:r>
+      <w:r>
+        <w:rPr>
+          <w:b/>
+          <w:color w:val="4A4A49"/>
+          <w:sz w:val="22"/>
+        </w:rPr>
+        <w:t>0 filas</w:t>
+      </w:r>
+      <w:r>
+        <w:rPr>
+          <w:b w:val="0"/>
+          <w:color w:val="4A4A49"/>
+          <w:sz w:val="22"/>
+        </w:rPr>
+        <w:t xml:space="preserve"> = se uso </w:t>
+      </w:r>
+      <w:r>
+        <w:rPr>
+          <w:rFonts w:ascii="Consolas" w:hAnsi="Consolas"/>
+          <w:b w:val="0"/>
+          <w:color w:val="111111"/>
+          <w:sz w:val="21"/>
+        </w:rPr>
+        <w:t>INNER JOIN</w:t>
+      </w:r>
+      <w:r>
+        <w:rPr>
+          <w:b w:val="0"/>
+          <w:color w:val="4A4A49"/>
+          <w:sz w:val="22"/>
+        </w:rPr>
+        <w:t xml:space="preserve"> y esos seis duenos desaparecieron del reporte. Los tres casos se distinguen con esta sola consulta.</w:t>
+      </w:r>
+    </w:p>
+    <w:p>
+      <w:r>
+        <w:rPr>
+          <w:b/>
+          <w:color w:val="4A4A49"/>
+          <w:sz w:val="22"/>
+        </w:rPr>
+        <w:t>Sobre el rendimiento:</w:t>
+      </w:r>
+      <w:r>
+        <w:rPr>
+          <w:b w:val="0"/>
+          <w:color w:val="4A4A49"/>
+          <w:sz w:val="22"/>
+        </w:rPr>
+        <w:t xml:space="preserve"> la version ANTES ejecuta el </w:t>
+      </w:r>
+      <w:r>
+        <w:rPr>
+          <w:rFonts w:ascii="Consolas" w:hAnsi="Consolas"/>
+          <w:b w:val="0"/>
+          <w:color w:val="111111"/>
+          <w:sz w:val="21"/>
+        </w:rPr>
+        <w:t>SubPlan</w:t>
+      </w:r>
+      <w:r>
+        <w:rPr>
+          <w:b w:val="0"/>
+          <w:color w:val="4A4A49"/>
+          <w:sz w:val="22"/>
+        </w:rPr>
+        <w:t xml:space="preserve"> </w:t>
+      </w:r>
+      <w:r>
+        <w:rPr>
+          <w:b/>
+          <w:color w:val="4A4A49"/>
+          <w:sz w:val="22"/>
+        </w:rPr>
+        <w:t>2.006 veces</w:t>
+      </w:r>
+      <w:r>
+        <w:rPr>
+          <w:b w:val="0"/>
+          <w:color w:val="4A4A49"/>
+          <w:sz w:val="22"/>
+        </w:rPr>
+        <w:t xml:space="preserve"> y en cada una recorre las 30.010 citas; el plan lo dice con </w:t>
+      </w:r>
+      <w:r>
+        <w:rPr>
+          <w:rFonts w:ascii="Consolas" w:hAnsi="Consolas"/>
+          <w:b w:val="0"/>
+          <w:color w:val="111111"/>
+          <w:sz w:val="21"/>
+        </w:rPr>
+        <w:t>loops=2006</w:t>
+      </w:r>
+      <w:r>
+        <w:rPr>
+          <w:b w:val="0"/>
+          <w:color w:val="4A4A49"/>
+          <w:sz w:val="22"/>
+        </w:rPr>
+        <w:t xml:space="preserve">. La version DESPUES es un </w:t>
+      </w:r>
+      <w:r>
+        <w:rPr>
+          <w:rFonts w:ascii="Consolas" w:hAnsi="Consolas"/>
+          <w:b w:val="0"/>
+          <w:color w:val="111111"/>
+          <w:sz w:val="21"/>
+        </w:rPr>
+        <w:t>HashAggregate</w:t>
+      </w:r>
+      <w:r>
+        <w:rPr>
+          <w:b w:val="0"/>
+          <w:color w:val="4A4A49"/>
+          <w:sz w:val="22"/>
+        </w:rPr>
+        <w:t xml:space="preserve"> sobre un solo recorrido. Aqui la diferencia si es de ordenes de magnitud —de segundos a decenas de milisegundos— y no depende de que haya indices, porque lo que se elimino no fue un escaneo: fueron 2.005 escaneos.</w:t>
       </w:r>
     </w:p>
     <w:p>
@@ -6953,6 +7300,7 @@
       <w:r>
         <w:rPr>
           <w:rFonts w:ascii="Consolas" w:hAnsi="Consolas"/>
+          <w:b w:val="0"/>
           <w:color w:val="111111"/>
           <w:sz w:val="21"/>
         </w:rPr>
@@ -6969,6 +7317,7 @@
       <w:r>
         <w:rPr>
           <w:rFonts w:ascii="Consolas" w:hAnsi="Consolas"/>
+          <w:b w:val="0"/>
           <w:color w:val="111111"/>
           <w:sz w:val="21"/>
         </w:rPr>
@@ -6984,11 +7333,29 @@
       </w:r>
       <w:r>
         <w:rPr>
+          <w:rFonts w:ascii="Consolas" w:hAnsi="Consolas"/>
           <w:b/>
-          <w:color w:val="4A4A49"/>
-          <w:sz w:val="22"/>
-        </w:rPr>
-        <w:t>`COUNT(c.id_cita)` y no `COUNT(*)`</w:t>
+          <w:color w:val="111111"/>
+          <w:sz w:val="21"/>
+        </w:rPr>
+        <w:t>COUNT(c.id_cita)</w:t>
+      </w:r>
+      <w:r>
+        <w:rPr>
+          <w:b/>
+          <w:color w:val="4A4A49"/>
+          <w:sz w:val="22"/>
+        </w:rPr>
+        <w:t xml:space="preserve"> y no </w:t>
+      </w:r>
+      <w:r>
+        <w:rPr>
+          <w:rFonts w:ascii="Consolas" w:hAnsi="Consolas"/>
+          <w:b/>
+          <w:color w:val="111111"/>
+          <w:sz w:val="21"/>
+        </w:rPr>
+        <w:t>COUNT(*)</w:t>
       </w:r>
       <w:r>
         <w:rPr>
@@ -7025,7 +7392,41 @@
           <w:color w:val="4A4A49"/>
           <w:sz w:val="22"/>
         </w:rPr>
-        <w:t>3 pts — el `ORDER BY total_citas DESC, d.id_dueno` y el `LIMIT 20`.</w:t>
+        <w:t xml:space="preserve">3 pts — el </w:t>
+      </w:r>
+      <w:r>
+        <w:rPr>
+          <w:rFonts w:ascii="Consolas" w:hAnsi="Consolas"/>
+          <w:b/>
+          <w:color w:val="111111"/>
+          <w:sz w:val="21"/>
+        </w:rPr>
+        <w:t>ORDER BY total_citas DESC, d.id_dueno</w:t>
+      </w:r>
+      <w:r>
+        <w:rPr>
+          <w:b/>
+          <w:color w:val="4A4A49"/>
+          <w:sz w:val="22"/>
+        </w:rPr>
+        <w:t xml:space="preserve"> y el </w:t>
+      </w:r>
+      <w:r>
+        <w:rPr>
+          <w:rFonts w:ascii="Consolas" w:hAnsi="Consolas"/>
+          <w:b/>
+          <w:color w:val="111111"/>
+          <w:sz w:val="21"/>
+        </w:rPr>
+        <w:t>LIMIT 20</w:t>
+      </w:r>
+      <w:r>
+        <w:rPr>
+          <w:b/>
+          <w:color w:val="4A4A49"/>
+          <w:sz w:val="22"/>
+        </w:rPr>
+        <w:t>.</w:t>
       </w:r>
       <w:r>
         <w:rPr>
@@ -7046,7 +7447,16 @@
           <w:color w:val="4A4A49"/>
           <w:sz w:val="22"/>
         </w:rPr>
-        <w:t>4 pts — los dos `EXPLAIN ANALYZE`</w:t>
+        <w:t xml:space="preserve">4 pts — los dos </w:t>
+      </w:r>
+      <w:r>
+        <w:rPr>
+          <w:rFonts w:ascii="Consolas" w:hAnsi="Consolas"/>
+          <w:b/>
+          <w:color w:val="111111"/>
+          <w:sz w:val="21"/>
+        </w:rPr>
+        <w:t>EXPLAIN ANALYZE</w:t>
       </w:r>
       <w:r>
         <w:rPr>
@@ -7059,6 +7469,7 @@
       <w:r>
         <w:rPr>
           <w:rFonts w:ascii="Consolas" w:hAnsi="Consolas"/>
+          <w:b w:val="0"/>
           <w:color w:val="111111"/>
           <w:sz w:val="21"/>
         </w:rPr>
@@ -7075,6 +7486,7 @@
       <w:r>
         <w:rPr>
           <w:rFonts w:ascii="Consolas" w:hAnsi="Consolas"/>
+          <w:b w:val="0"/>
           <w:color w:val="111111"/>
           <w:sz w:val="21"/>
         </w:rPr>
@@ -7099,7 +7511,24 @@
           <w:color w:val="4A4A49"/>
           <w:sz w:val="22"/>
         </w:rPr>
-        <w:t>6 pts — la prueba de equivalencia con `EXCEPT` en los dos sentidos devuelve cero filas.</w:t>
+        <w:t xml:space="preserve">6 pts — la prueba de equivalencia con </w:t>
+      </w:r>
+      <w:r>
+        <w:rPr>
+          <w:rFonts w:ascii="Consolas" w:hAnsi="Consolas"/>
+          <w:b/>
+          <w:color w:val="111111"/>
+          <w:sz w:val="21"/>
+        </w:rPr>
+        <w:t>EXCEPT</w:t>
+      </w:r>
+      <w:r>
+        <w:rPr>
+          <w:b/>
+          <w:color w:val="4A4A49"/>
+          <w:sz w:val="22"/>
+        </w:rPr>
+        <w:t xml:space="preserve"> en los dos sentidos devuelve cero filas.</w:t>
       </w:r>
       <w:r>
         <w:rPr>
@@ -7112,6 +7541,7 @@
       <w:r>
         <w:rPr>
           <w:rFonts w:ascii="Consolas" w:hAnsi="Consolas"/>
+          <w:b w:val="0"/>
           <w:color w:val="111111"/>
           <w:sz w:val="21"/>
         </w:rPr>
@@ -7128,6 +7558,7 @@
       <w:r>
         <w:rPr>
           <w:rFonts w:ascii="Consolas" w:hAnsi="Consolas"/>
+          <w:b w:val="0"/>
           <w:color w:val="111111"/>
           <w:sz w:val="21"/>
         </w:rPr>
@@ -7165,6 +7596,7 @@
       <w:r>
         <w:rPr>
           <w:rFonts w:ascii="Consolas" w:hAnsi="Consolas"/>
+          <w:b w:val="0"/>
           <w:color w:val="111111"/>
           <w:sz w:val="21"/>
         </w:rPr>
@@ -7219,11 +7651,37 @@
       </w:pPr>
       <w:r>
         <w:rPr>
+          <w:rFonts w:ascii="Consolas" w:hAnsi="Consolas"/>
           <w:b/>
-          <w:color w:val="4A4A49"/>
-          <w:sz w:val="22"/>
-        </w:rPr>
-        <w:t>`COUNT(*)` en vez de `COUNT(c.id_cita)`.</w:t>
+          <w:color w:val="111111"/>
+          <w:sz w:val="21"/>
+        </w:rPr>
+        <w:t>COUNT(*)</w:t>
+      </w:r>
+      <w:r>
+        <w:rPr>
+          <w:b/>
+          <w:color w:val="4A4A49"/>
+          <w:sz w:val="22"/>
+        </w:rPr>
+        <w:t xml:space="preserve"> en vez de </w:t>
+      </w:r>
+      <w:r>
+        <w:rPr>
+          <w:rFonts w:ascii="Consolas" w:hAnsi="Consolas"/>
+          <w:b/>
+          <w:color w:val="111111"/>
+          <w:sz w:val="21"/>
+        </w:rPr>
+        <w:t>COUNT(c.id_cita)</w:t>
+      </w:r>
+      <w:r>
+        <w:rPr>
+          <w:b/>
+          <w:color w:val="4A4A49"/>
+          <w:sz w:val="22"/>
+        </w:rPr>
+        <w:t>.</w:t>
       </w:r>
       <w:r>
         <w:rPr>
@@ -7236,6 +7694,7 @@
       <w:r>
         <w:rPr>
           <w:rFonts w:ascii="Consolas" w:hAnsi="Consolas"/>
+          <w:b w:val="0"/>
           <w:color w:val="111111"/>
           <w:sz w:val="21"/>
         </w:rPr>
@@ -7268,6 +7727,7 @@
       <w:r>
         <w:rPr>
           <w:rFonts w:ascii="Consolas" w:hAnsi="Consolas"/>
+          <w:b w:val="0"/>
           <w:color w:val="111111"/>
           <w:sz w:val="21"/>
         </w:rPr>
@@ -7284,6 +7744,7 @@
       <w:r>
         <w:rPr>
           <w:rFonts w:ascii="Consolas" w:hAnsi="Consolas"/>
+          <w:b w:val="0"/>
           <w:color w:val="111111"/>
           <w:sz w:val="21"/>
         </w:rPr>
@@ -7300,6 +7761,7 @@
       <w:r>
         <w:rPr>
           <w:rFonts w:ascii="Consolas" w:hAnsi="Consolas"/>
+          <w:b w:val="0"/>
           <w:color w:val="111111"/>
           <w:sz w:val="21"/>
         </w:rPr>
@@ -7316,6 +7778,7 @@
       <w:r>
         <w:rPr>
           <w:rFonts w:ascii="Consolas" w:hAnsi="Consolas"/>
+          <w:b w:val="0"/>
           <w:color w:val="111111"/>
           <w:sz w:val="21"/>
         </w:rPr>
@@ -7336,11 +7799,37 @@
       </w:pPr>
       <w:r>
         <w:rPr>
+          <w:rFonts w:ascii="Consolas" w:hAnsi="Consolas"/>
           <w:b/>
-          <w:color w:val="4A4A49"/>
-          <w:sz w:val="22"/>
-        </w:rPr>
-        <w:t>`INNER JOIN` en vez de `LEFT JOIN`.</w:t>
+          <w:color w:val="111111"/>
+          <w:sz w:val="21"/>
+        </w:rPr>
+        <w:t>INNER JOIN</w:t>
+      </w:r>
+      <w:r>
+        <w:rPr>
+          <w:b/>
+          <w:color w:val="4A4A49"/>
+          <w:sz w:val="22"/>
+        </w:rPr>
+        <w:t xml:space="preserve"> en vez de </w:t>
+      </w:r>
+      <w:r>
+        <w:rPr>
+          <w:rFonts w:ascii="Consolas" w:hAnsi="Consolas"/>
+          <w:b/>
+          <w:color w:val="111111"/>
+          <w:sz w:val="21"/>
+        </w:rPr>
+        <w:t>LEFT JOIN</w:t>
+      </w:r>
+      <w:r>
+        <w:rPr>
+          <w:b/>
+          <w:color w:val="4A4A49"/>
+          <w:sz w:val="22"/>
+        </w:rPr>
+        <w:t>.</w:t>
       </w:r>
       <w:r>
         <w:rPr>
@@ -7369,6 +7858,7 @@
       <w:r>
         <w:rPr>
           <w:rFonts w:ascii="Consolas" w:hAnsi="Consolas"/>
+          <w:b w:val="0"/>
           <w:color w:val="111111"/>
           <w:sz w:val="21"/>
         </w:rPr>
@@ -7389,11 +7879,37 @@
       </w:pPr>
       <w:r>
         <w:rPr>
+          <w:rFonts w:ascii="Consolas" w:hAnsi="Consolas"/>
           <w:b/>
-          <w:color w:val="4A4A49"/>
-          <w:sz w:val="22"/>
-        </w:rPr>
-        <w:t>`GROUP BY d.id_dueno` sin `d.nombre`,</w:t>
+          <w:color w:val="111111"/>
+          <w:sz w:val="21"/>
+        </w:rPr>
+        <w:t>GROUP BY d.id_dueno</w:t>
+      </w:r>
+      <w:r>
+        <w:rPr>
+          <w:b/>
+          <w:color w:val="4A4A49"/>
+          <w:sz w:val="22"/>
+        </w:rPr>
+        <w:t xml:space="preserve"> sin </w:t>
+      </w:r>
+      <w:r>
+        <w:rPr>
+          <w:rFonts w:ascii="Consolas" w:hAnsi="Consolas"/>
+          <w:b/>
+          <w:color w:val="111111"/>
+          <w:sz w:val="21"/>
+        </w:rPr>
+        <w:t>d.nombre</w:t>
+      </w:r>
+      <w:r>
+        <w:rPr>
+          <w:b/>
+          <w:color w:val="4A4A49"/>
+          <w:sz w:val="22"/>
+        </w:rPr>
+        <w:t>,</w:t>
       </w:r>
       <w:r>
         <w:rPr>
@@ -7406,6 +7922,7 @@
       <w:r>
         <w:rPr>
           <w:rFonts w:ascii="Consolas" w:hAnsi="Consolas"/>
+          <w:b w:val="0"/>
           <w:color w:val="111111"/>
           <w:sz w:val="21"/>
         </w:rPr>
@@ -7422,6 +7939,7 @@
       <w:r>
         <w:rPr>
           <w:rFonts w:ascii="Consolas" w:hAnsi="Consolas"/>
+          <w:b w:val="0"/>
           <w:color w:val="111111"/>
           <w:sz w:val="21"/>
         </w:rPr>
@@ -7438,6 +7956,7 @@
       <w:r>
         <w:rPr>
           <w:rFonts w:ascii="Consolas" w:hAnsi="Consolas"/>
+          <w:b w:val="0"/>
           <w:color w:val="111111"/>
           <w:sz w:val="21"/>
         </w:rPr>
@@ -7470,6 +7989,7 @@
       <w:r>
         <w:rPr>
           <w:rFonts w:ascii="Consolas" w:hAnsi="Consolas"/>
+          <w:b w:val="0"/>
           <w:color w:val="111111"/>
           <w:sz w:val="21"/>
         </w:rPr>
@@ -7494,7 +8014,24 @@
           <w:color w:val="4A4A49"/>
           <w:sz w:val="22"/>
         </w:rPr>
-        <w:t>Un solo `EXCEPT`.</w:t>
+        <w:t xml:space="preserve">Un solo </w:t>
+      </w:r>
+      <w:r>
+        <w:rPr>
+          <w:rFonts w:ascii="Consolas" w:hAnsi="Consolas"/>
+          <w:b/>
+          <w:color w:val="111111"/>
+          <w:sz w:val="21"/>
+        </w:rPr>
+        <w:t>EXCEPT</w:t>
+      </w:r>
+      <w:r>
+        <w:rPr>
+          <w:b/>
+          <w:color w:val="4A4A49"/>
+          <w:sz w:val="22"/>
+        </w:rPr>
+        <w:t>.</w:t>
       </w:r>
       <w:r>
         <w:rPr>
@@ -7507,6 +8044,7 @@
       <w:r>
         <w:rPr>
           <w:rFonts w:ascii="Consolas" w:hAnsi="Consolas"/>
+          <w:b w:val="0"/>
           <w:color w:val="111111"/>
           <w:sz w:val="21"/>
         </w:rPr>
@@ -7523,6 +8061,7 @@
       <w:r>
         <w:rPr>
           <w:rFonts w:ascii="Consolas" w:hAnsi="Consolas"/>
+          <w:b w:val="0"/>
           <w:color w:val="111111"/>
           <w:sz w:val="21"/>
         </w:rPr>
@@ -7547,7 +8086,41 @@
           <w:color w:val="4A4A49"/>
           <w:sz w:val="22"/>
         </w:rPr>
-        <w:t>Comparar con `EXCEPT` incluyendo el `LIMIT 20`.</w:t>
+        <w:t xml:space="preserve">Comparar con </w:t>
+      </w:r>
+      <w:r>
+        <w:rPr>
+          <w:rFonts w:ascii="Consolas" w:hAnsi="Consolas"/>
+          <w:b/>
+          <w:color w:val="111111"/>
+          <w:sz w:val="21"/>
+        </w:rPr>
+        <w:t>EXCEPT</w:t>
+      </w:r>
+      <w:r>
+        <w:rPr>
+          <w:b/>
+          <w:color w:val="4A4A49"/>
+          <w:sz w:val="22"/>
+        </w:rPr>
+        <w:t xml:space="preserve"> incluyendo el </w:t>
+      </w:r>
+      <w:r>
+        <w:rPr>
+          <w:rFonts w:ascii="Consolas" w:hAnsi="Consolas"/>
+          <w:b/>
+          <w:color w:val="111111"/>
+          <w:sz w:val="21"/>
+        </w:rPr>
+        <w:t>LIMIT 20</w:t>
+      </w:r>
+      <w:r>
+        <w:rPr>
+          <w:b/>
+          <w:color w:val="4A4A49"/>
+          <w:sz w:val="22"/>
+        </w:rPr>
+        <w:t>.</w:t>
       </w:r>
       <w:r>
         <w:rPr>
@@ -7576,6 +8149,7 @@
       <w:r>
         <w:rPr>
           <w:rFonts w:ascii="Consolas" w:hAnsi="Consolas"/>
+          <w:b w:val="0"/>
           <w:color w:val="111111"/>
           <w:sz w:val="21"/>
         </w:rPr>
@@ -7837,6 +8411,7 @@
             <w:r>
               <w:rPr>
                 <w:rFonts w:ascii="Consolas" w:hAnsi="Consolas"/>
+                <w:b w:val="0"/>
                 <w:color w:val="111111"/>
                 <w:sz w:val="19"/>
               </w:rPr>
@@ -7853,6 +8428,7 @@
             <w:r>
               <w:rPr>
                 <w:rFonts w:ascii="Consolas" w:hAnsi="Consolas"/>
+                <w:b w:val="0"/>
                 <w:color w:val="111111"/>
                 <w:sz w:val="19"/>
               </w:rPr>
@@ -7930,6 +8506,7 @@
             <w:r>
               <w:rPr>
                 <w:rFonts w:ascii="Consolas" w:hAnsi="Consolas"/>
+                <w:b w:val="0"/>
                 <w:color w:val="111111"/>
                 <w:sz w:val="19"/>
               </w:rPr>
@@ -7946,6 +8523,7 @@
             <w:r>
               <w:rPr>
                 <w:rFonts w:ascii="Consolas" w:hAnsi="Consolas"/>
+                <w:b w:val="0"/>
                 <w:color w:val="111111"/>
                 <w:sz w:val="19"/>
               </w:rPr>
@@ -7962,6 +8540,7 @@
             <w:r>
               <w:rPr>
                 <w:rFonts w:ascii="Consolas" w:hAnsi="Consolas"/>
+                <w:b w:val="0"/>
                 <w:color w:val="111111"/>
                 <w:sz w:val="19"/>
               </w:rPr>
@@ -7978,6 +8557,7 @@
             <w:r>
               <w:rPr>
                 <w:rFonts w:ascii="Consolas" w:hAnsi="Consolas"/>
+                <w:b w:val="0"/>
                 <w:color w:val="111111"/>
                 <w:sz w:val="19"/>
               </w:rPr>
@@ -8052,6 +8632,7 @@
             <w:r>
               <w:rPr>
                 <w:rFonts w:ascii="Consolas" w:hAnsi="Consolas"/>
+                <w:b w:val="0"/>
                 <w:color w:val="111111"/>
                 <w:sz w:val="19"/>
               </w:rPr>
@@ -8068,6 +8649,7 @@
             <w:r>
               <w:rPr>
                 <w:rFonts w:ascii="Consolas" w:hAnsi="Consolas"/>
+                <w:b w:val="0"/>
                 <w:color w:val="111111"/>
                 <w:sz w:val="19"/>
               </w:rPr>
@@ -8145,6 +8727,7 @@
             <w:r>
               <w:rPr>
                 <w:rFonts w:ascii="Consolas" w:hAnsi="Consolas"/>
+                <w:b w:val="0"/>
                 <w:color w:val="111111"/>
                 <w:sz w:val="19"/>
               </w:rPr>
@@ -8161,6 +8744,7 @@
             <w:r>
               <w:rPr>
                 <w:rFonts w:ascii="Consolas" w:hAnsi="Consolas"/>
+                <w:b w:val="0"/>
                 <w:color w:val="111111"/>
                 <w:sz w:val="19"/>
               </w:rPr>
@@ -8177,6 +8761,7 @@
             <w:r>
               <w:rPr>
                 <w:rFonts w:ascii="Consolas" w:hAnsi="Consolas"/>
+                <w:b w:val="0"/>
                 <w:color w:val="111111"/>
                 <w:sz w:val="19"/>
               </w:rPr>
@@ -8193,6 +8778,7 @@
             <w:r>
               <w:rPr>
                 <w:rFonts w:ascii="Consolas" w:hAnsi="Consolas"/>
+                <w:b w:val="0"/>
                 <w:color w:val="111111"/>
                 <w:sz w:val="19"/>
               </w:rPr>
@@ -8267,6 +8853,7 @@
             <w:r>
               <w:rPr>
                 <w:rFonts w:ascii="Consolas" w:hAnsi="Consolas"/>
+                <w:b w:val="0"/>
                 <w:color w:val="111111"/>
                 <w:sz w:val="19"/>
               </w:rPr>
@@ -8283,6 +8870,7 @@
             <w:r>
               <w:rPr>
                 <w:rFonts w:ascii="Consolas" w:hAnsi="Consolas"/>
+                <w:b w:val="0"/>
                 <w:color w:val="111111"/>
                 <w:sz w:val="19"/>
               </w:rPr>
@@ -8315,6 +8903,7 @@
             <w:r>
               <w:rPr>
                 <w:rFonts w:ascii="Consolas" w:hAnsi="Consolas"/>
+                <w:b w:val="0"/>
                 <w:color w:val="111111"/>
                 <w:sz w:val="19"/>
               </w:rPr>
@@ -8347,6 +8936,7 @@
             <w:r>
               <w:rPr>
                 <w:rFonts w:ascii="Consolas" w:hAnsi="Consolas"/>
+                <w:b w:val="0"/>
                 <w:color w:val="111111"/>
                 <w:sz w:val="19"/>
               </w:rPr>
@@ -8424,6 +9014,7 @@
             <w:r>
               <w:rPr>
                 <w:rFonts w:ascii="Consolas" w:hAnsi="Consolas"/>
+                <w:b w:val="0"/>
                 <w:color w:val="111111"/>
                 <w:sz w:val="19"/>
               </w:rPr>
@@ -8456,6 +9047,7 @@
             <w:r>
               <w:rPr>
                 <w:rFonts w:ascii="Consolas" w:hAnsi="Consolas"/>
+                <w:b w:val="0"/>
                 <w:color w:val="111111"/>
                 <w:sz w:val="19"/>
               </w:rPr>
@@ -8472,6 +9064,7 @@
             <w:r>
               <w:rPr>
                 <w:rFonts w:ascii="Consolas" w:hAnsi="Consolas"/>
+                <w:b w:val="0"/>
                 <w:color w:val="111111"/>
                 <w:sz w:val="19"/>
               </w:rPr>
@@ -8488,6 +9081,7 @@
             <w:r>
               <w:rPr>
                 <w:rFonts w:ascii="Consolas" w:hAnsi="Consolas"/>
+                <w:b w:val="0"/>
                 <w:color w:val="111111"/>
                 <w:sz w:val="19"/>
               </w:rPr>
@@ -8504,6 +9098,7 @@
             <w:r>
               <w:rPr>
                 <w:rFonts w:ascii="Consolas" w:hAnsi="Consolas"/>
+                <w:b w:val="0"/>
                 <w:color w:val="111111"/>
                 <w:sz w:val="19"/>
               </w:rPr>
@@ -8520,6 +9115,7 @@
             <w:r>
               <w:rPr>
                 <w:rFonts w:ascii="Consolas" w:hAnsi="Consolas"/>
+                <w:b w:val="0"/>
                 <w:color w:val="111111"/>
                 <w:sz w:val="19"/>
               </w:rPr>
@@ -8582,7 +9178,24 @@
           <w:color w:val="4A4A49"/>
           <w:sz w:val="22"/>
         </w:rPr>
-        <w:t>La opcion del `JOIN` es el discriminador de la pregunta.</w:t>
+        <w:t xml:space="preserve">La opcion del </w:t>
+      </w:r>
+      <w:r>
+        <w:rPr>
+          <w:rFonts w:ascii="Consolas" w:hAnsi="Consolas"/>
+          <w:b/>
+          <w:color w:val="111111"/>
+          <w:sz w:val="21"/>
+        </w:rPr>
+        <w:t>JOIN</w:t>
+      </w:r>
+      <w:r>
+        <w:rPr>
+          <w:b/>
+          <w:color w:val="4A4A49"/>
+          <w:sz w:val="22"/>
+        </w:rPr>
+        <w:t xml:space="preserve"> es el discriminador de la pregunta.</w:t>
       </w:r>
       <w:r>
         <w:rPr>
@@ -8595,6 +9208,7 @@
       <w:r>
         <w:rPr>
           <w:rFonts w:ascii="Consolas" w:hAnsi="Consolas"/>
+          <w:b w:val="0"/>
           <w:color w:val="111111"/>
           <w:sz w:val="21"/>
         </w:rPr>
@@ -8627,6 +9241,7 @@
       <w:r>
         <w:rPr>
           <w:rFonts w:ascii="Consolas" w:hAnsi="Consolas"/>
+          <w:b w:val="0"/>
           <w:color w:val="111111"/>
           <w:sz w:val="21"/>
         </w:rPr>
@@ -8677,6 +9292,7 @@
       <w:r>
         <w:rPr>
           <w:rFonts w:ascii="Consolas" w:hAnsi="Consolas"/>
+          <w:b w:val="0"/>
           <w:color w:val="111111"/>
           <w:sz w:val="21"/>
         </w:rPr>
@@ -8693,6 +9309,7 @@
       <w:r>
         <w:rPr>
           <w:rFonts w:ascii="Consolas" w:hAnsi="Consolas"/>
+          <w:b w:val="0"/>
           <w:color w:val="111111"/>
           <w:sz w:val="21"/>
         </w:rPr>
@@ -8730,7 +9347,24 @@
           <w:color w:val="4A4A49"/>
           <w:sz w:val="22"/>
         </w:rPr>
-        <w:t>Marcar la del `JOIN` como correcta.</w:t>
+        <w:t xml:space="preserve">Marcar la del </w:t>
+      </w:r>
+      <w:r>
+        <w:rPr>
+          <w:rFonts w:ascii="Consolas" w:hAnsi="Consolas"/>
+          <w:b/>
+          <w:color w:val="111111"/>
+          <w:sz w:val="21"/>
+        </w:rPr>
+        <w:t>JOIN</w:t>
+      </w:r>
+      <w:r>
+        <w:rPr>
+          <w:b/>
+          <w:color w:val="4A4A49"/>
+          <w:sz w:val="22"/>
+        </w:rPr>
+        <w:t xml:space="preserve"> como correcta.</w:t>
       </w:r>
       <w:r>
         <w:rPr>
@@ -8743,6 +9377,7 @@
       <w:r>
         <w:rPr>
           <w:rFonts w:ascii="Consolas" w:hAnsi="Consolas"/>
+          <w:b w:val="0"/>
           <w:color w:val="111111"/>
           <w:sz w:val="21"/>
         </w:rPr>
@@ -8804,7 +9439,24 @@
           <w:color w:val="4A4A49"/>
           <w:sz w:val="22"/>
         </w:rPr>
-        <w:t>No marcar la del `SELECT *`,</w:t>
+        <w:t xml:space="preserve">No marcar la del </w:t>
+      </w:r>
+      <w:r>
+        <w:rPr>
+          <w:rFonts w:ascii="Consolas" w:hAnsi="Consolas"/>
+          <w:b/>
+          <w:color w:val="111111"/>
+          <w:sz w:val="21"/>
+        </w:rPr>
+        <w:t>SELECT *</w:t>
+      </w:r>
+      <w:r>
+        <w:rPr>
+          <w:b/>
+          <w:color w:val="4A4A49"/>
+          <w:sz w:val="22"/>
+        </w:rPr>
+        <w:t>,</w:t>
       </w:r>
       <w:r>
         <w:rPr>
@@ -8817,6 +9469,7 @@
       <w:r>
         <w:rPr>
           <w:rFonts w:ascii="Consolas" w:hAnsi="Consolas"/>
+          <w:b w:val="0"/>
           <w:color w:val="111111"/>
           <w:sz w:val="21"/>
         </w:rPr>
@@ -8833,6 +9486,7 @@
       <w:r>
         <w:rPr>
           <w:rFonts w:ascii="Consolas" w:hAnsi="Consolas"/>
+          <w:b w:val="0"/>
           <w:color w:val="111111"/>
           <w:sz w:val="21"/>
         </w:rPr>
@@ -8857,7 +9511,41 @@
           <w:color w:val="4A4A49"/>
           <w:sz w:val="22"/>
         </w:rPr>
-        <w:t>No marcar la de `EXPLAIN` contra `EXPLAIN ANALYZE`,</w:t>
+        <w:t xml:space="preserve">No marcar la de </w:t>
+      </w:r>
+      <w:r>
+        <w:rPr>
+          <w:rFonts w:ascii="Consolas" w:hAnsi="Consolas"/>
+          <w:b/>
+          <w:color w:val="111111"/>
+          <w:sz w:val="21"/>
+        </w:rPr>
+        <w:t>EXPLAIN</w:t>
+      </w:r>
+      <w:r>
+        <w:rPr>
+          <w:b/>
+          <w:color w:val="4A4A49"/>
+          <w:sz w:val="22"/>
+        </w:rPr>
+        <w:t xml:space="preserve"> contra </w:t>
+      </w:r>
+      <w:r>
+        <w:rPr>
+          <w:rFonts w:ascii="Consolas" w:hAnsi="Consolas"/>
+          <w:b/>
+          <w:color w:val="111111"/>
+          <w:sz w:val="21"/>
+        </w:rPr>
+        <w:t>EXPLAIN ANALYZE</w:t>
+      </w:r>
+      <w:r>
+        <w:rPr>
+          <w:b/>
+          <w:color w:val="4A4A49"/>
+          <w:sz w:val="22"/>
+        </w:rPr>
+        <w:t>,</w:t>
       </w:r>
       <w:r>
         <w:rPr>
@@ -8948,7 +9636,41 @@
           <w:color w:val="4A4A49"/>
           <w:sz w:val="22"/>
         </w:rPr>
-        <w:t>Cambio 1 — de `to_char(fecha_hora, 'YYYY-MM-DD') = '2026-03-10'` a un predicado de rango `&gt;= '2026-03-10 00:00:00' AND &lt; '2026-03-11 00:00:00'`.</w:t>
+        <w:t xml:space="preserve">Cambio 1 — de </w:t>
+      </w:r>
+      <w:r>
+        <w:rPr>
+          <w:rFonts w:ascii="Consolas" w:hAnsi="Consolas"/>
+          <w:b/>
+          <w:color w:val="111111"/>
+          <w:sz w:val="21"/>
+        </w:rPr>
+        <w:t>to_char(fecha_hora, 'YYYY-MM-DD') = '2026-03-10'</w:t>
+      </w:r>
+      <w:r>
+        <w:rPr>
+          <w:b/>
+          <w:color w:val="4A4A49"/>
+          <w:sz w:val="22"/>
+        </w:rPr>
+        <w:t xml:space="preserve"> a un predicado de rango </w:t>
+      </w:r>
+      <w:r>
+        <w:rPr>
+          <w:rFonts w:ascii="Consolas" w:hAnsi="Consolas"/>
+          <w:b/>
+          <w:color w:val="111111"/>
+          <w:sz w:val="21"/>
+        </w:rPr>
+        <w:t>&gt;= '2026-03-10 00:00:00' AND &lt; '2026-03-11 00:00:00'</w:t>
+      </w:r>
+      <w:r>
+        <w:rPr>
+          <w:b/>
+          <w:color w:val="4A4A49"/>
+          <w:sz w:val="22"/>
+        </w:rPr>
+        <w:t>.</w:t>
       </w:r>
       <w:r>
         <w:rPr>
@@ -8977,6 +9699,7 @@
       <w:r>
         <w:rPr>
           <w:rFonts w:ascii="Consolas" w:hAnsi="Consolas"/>
+          <w:b w:val="0"/>
           <w:color w:val="111111"/>
           <w:sz w:val="21"/>
         </w:rPr>
@@ -9009,6 +9732,7 @@
       <w:r>
         <w:rPr>
           <w:rFonts w:ascii="Consolas" w:hAnsi="Consolas"/>
+          <w:b w:val="0"/>
           <w:color w:val="111111"/>
           <w:sz w:val="21"/>
         </w:rPr>
@@ -9025,6 +9749,7 @@
       <w:r>
         <w:rPr>
           <w:rFonts w:ascii="Consolas" w:hAnsi="Consolas"/>
+          <w:b w:val="0"/>
           <w:color w:val="111111"/>
           <w:sz w:val="21"/>
         </w:rPr>
@@ -9041,6 +9766,7 @@
       <w:r>
         <w:rPr>
           <w:rFonts w:ascii="Consolas" w:hAnsi="Consolas"/>
+          <w:b w:val="0"/>
           <w:color w:val="111111"/>
           <w:sz w:val="21"/>
         </w:rPr>
@@ -9057,6 +9783,7 @@
       <w:r>
         <w:rPr>
           <w:rFonts w:ascii="Consolas" w:hAnsi="Consolas"/>
+          <w:b w:val="0"/>
           <w:color w:val="111111"/>
           <w:sz w:val="21"/>
         </w:rPr>
@@ -9081,7 +9808,24 @@
           <w:color w:val="4A4A49"/>
           <w:sz w:val="22"/>
         </w:rPr>
-        <w:t>Cambio 2 — de `SELECT *` a seis columnas proyectadas.</w:t>
+        <w:t xml:space="preserve">Cambio 2 — de </w:t>
+      </w:r>
+      <w:r>
+        <w:rPr>
+          <w:rFonts w:ascii="Consolas" w:hAnsi="Consolas"/>
+          <w:b/>
+          <w:color w:val="111111"/>
+          <w:sz w:val="21"/>
+        </w:rPr>
+        <w:t>SELECT *</w:t>
+      </w:r>
+      <w:r>
+        <w:rPr>
+          <w:b/>
+          <w:color w:val="4A4A49"/>
+          <w:sz w:val="22"/>
+        </w:rPr>
+        <w:t xml:space="preserve"> a seis columnas proyectadas.</w:t>
       </w:r>
       <w:r>
         <w:rPr>
@@ -9110,6 +9854,7 @@
       <w:r>
         <w:rPr>
           <w:rFonts w:ascii="Consolas" w:hAnsi="Consolas"/>
+          <w:b w:val="0"/>
           <w:color w:val="111111"/>
           <w:sz w:val="21"/>
         </w:rPr>
@@ -9126,6 +9871,7 @@
       <w:r>
         <w:rPr>
           <w:rFonts w:ascii="Consolas" w:hAnsi="Consolas"/>
+          <w:b w:val="0"/>
           <w:color w:val="111111"/>
           <w:sz w:val="21"/>
         </w:rPr>
@@ -9142,6 +9888,7 @@
       <w:r>
         <w:rPr>
           <w:rFonts w:ascii="Consolas" w:hAnsi="Consolas"/>
+          <w:b w:val="0"/>
           <w:color w:val="111111"/>
           <w:sz w:val="21"/>
         </w:rPr>
@@ -9158,6 +9905,7 @@
       <w:r>
         <w:rPr>
           <w:rFonts w:ascii="Consolas" w:hAnsi="Consolas"/>
+          <w:b w:val="0"/>
           <w:color w:val="111111"/>
           <w:sz w:val="21"/>
         </w:rPr>
@@ -9174,6 +9922,7 @@
       <w:r>
         <w:rPr>
           <w:rFonts w:ascii="Consolas" w:hAnsi="Consolas"/>
+          <w:b w:val="0"/>
           <w:color w:val="111111"/>
           <w:sz w:val="21"/>
         </w:rPr>
@@ -9198,7 +9947,41 @@
           <w:color w:val="4A4A49"/>
           <w:sz w:val="22"/>
         </w:rPr>
-        <w:t>Cambio 3 — de la subconsulta correlacionada del reporte de duenos a `LEFT JOIN` + `GROUP BY`.</w:t>
+        <w:t xml:space="preserve">Cambio 3 — de la subconsulta correlacionada del reporte de duenos a </w:t>
+      </w:r>
+      <w:r>
+        <w:rPr>
+          <w:rFonts w:ascii="Consolas" w:hAnsi="Consolas"/>
+          <w:b/>
+          <w:color w:val="111111"/>
+          <w:sz w:val="21"/>
+        </w:rPr>
+        <w:t>LEFT JOIN</w:t>
+      </w:r>
+      <w:r>
+        <w:rPr>
+          <w:b/>
+          <w:color w:val="4A4A49"/>
+          <w:sz w:val="22"/>
+        </w:rPr>
+        <w:t xml:space="preserve"> + </w:t>
+      </w:r>
+      <w:r>
+        <w:rPr>
+          <w:rFonts w:ascii="Consolas" w:hAnsi="Consolas"/>
+          <w:b/>
+          <w:color w:val="111111"/>
+          <w:sz w:val="21"/>
+        </w:rPr>
+        <w:t>GROUP BY</w:t>
+      </w:r>
+      <w:r>
+        <w:rPr>
+          <w:b/>
+          <w:color w:val="4A4A49"/>
+          <w:sz w:val="22"/>
+        </w:rPr>
+        <w:t>.</w:t>
       </w:r>
       <w:r>
         <w:rPr>
@@ -9227,6 +10010,7 @@
       <w:r>
         <w:rPr>
           <w:rFonts w:ascii="Consolas" w:hAnsi="Consolas"/>
+          <w:b w:val="0"/>
           <w:color w:val="111111"/>
           <w:sz w:val="21"/>
         </w:rPr>
@@ -9243,6 +10027,7 @@
       <w:r>
         <w:rPr>
           <w:rFonts w:ascii="Consolas" w:hAnsi="Consolas"/>
+          <w:b w:val="0"/>
           <w:color w:val="111111"/>
           <w:sz w:val="21"/>
         </w:rPr>
@@ -9275,6 +10060,7 @@
       <w:r>
         <w:rPr>
           <w:rFonts w:ascii="Consolas" w:hAnsi="Consolas"/>
+          <w:b w:val="0"/>
           <w:color w:val="111111"/>
           <w:sz w:val="21"/>
         </w:rPr>
@@ -9325,6 +10111,7 @@
       <w:r>
         <w:rPr>
           <w:rFonts w:ascii="Consolas" w:hAnsi="Consolas"/>
+          <w:b w:val="0"/>
           <w:color w:val="111111"/>
           <w:sz w:val="21"/>
         </w:rPr>
@@ -9341,6 +10128,7 @@
       <w:r>
         <w:rPr>
           <w:rFonts w:ascii="Consolas" w:hAnsi="Consolas"/>
+          <w:b w:val="0"/>
           <w:color w:val="111111"/>
           <w:sz w:val="21"/>
         </w:rPr>
@@ -9357,6 +10145,7 @@
       <w:r>
         <w:rPr>
           <w:rFonts w:ascii="Consolas" w:hAnsi="Consolas"/>
+          <w:b w:val="0"/>
           <w:color w:val="111111"/>
           <w:sz w:val="21"/>
         </w:rPr>
@@ -9405,6 +10194,7 @@
       <w:r>
         <w:rPr>
           <w:rFonts w:ascii="Consolas" w:hAnsi="Consolas"/>
+          <w:b w:val="0"/>
           <w:color w:val="111111"/>
           <w:sz w:val="21"/>
         </w:rPr>
@@ -9421,6 +10211,7 @@
       <w:r>
         <w:rPr>
           <w:rFonts w:ascii="Consolas" w:hAnsi="Consolas"/>
+          <w:b w:val="0"/>
           <w:color w:val="111111"/>
           <w:sz w:val="21"/>
         </w:rPr>
@@ -9455,6 +10246,7 @@
       <w:r>
         <w:rPr>
           <w:rFonts w:ascii="Consolas" w:hAnsi="Consolas"/>
+          <w:b w:val="0"/>
           <w:color w:val="111111"/>
           <w:sz w:val="21"/>
         </w:rPr>
@@ -9471,6 +10263,7 @@
       <w:r>
         <w:rPr>
           <w:rFonts w:ascii="Consolas" w:hAnsi="Consolas"/>
+          <w:b w:val="0"/>
           <w:color w:val="111111"/>
           <w:sz w:val="21"/>
         </w:rPr>
@@ -9487,6 +10280,7 @@
       <w:r>
         <w:rPr>
           <w:rFonts w:ascii="Consolas" w:hAnsi="Consolas"/>
+          <w:b w:val="0"/>
           <w:color w:val="111111"/>
           <w:sz w:val="21"/>
         </w:rPr>
@@ -9503,6 +10297,7 @@
       <w:r>
         <w:rPr>
           <w:rFonts w:ascii="Consolas" w:hAnsi="Consolas"/>
+          <w:b w:val="0"/>
           <w:color w:val="111111"/>
           <w:sz w:val="21"/>
         </w:rPr>
@@ -9519,6 +10314,7 @@
       <w:r>
         <w:rPr>
           <w:rFonts w:ascii="Consolas" w:hAnsi="Consolas"/>
+          <w:b w:val="0"/>
           <w:color w:val="111111"/>
           <w:sz w:val="21"/>
         </w:rPr>
@@ -9535,6 +10331,7 @@
       <w:r>
         <w:rPr>
           <w:rFonts w:ascii="Consolas" w:hAnsi="Consolas"/>
+          <w:b w:val="0"/>
           <w:color w:val="111111"/>
           <w:sz w:val="21"/>
         </w:rPr>
@@ -9551,6 +10348,7 @@
       <w:r>
         <w:rPr>
           <w:rFonts w:ascii="Consolas" w:hAnsi="Consolas"/>
+          <w:b w:val="0"/>
           <w:color w:val="111111"/>
           <w:sz w:val="21"/>
         </w:rPr>
@@ -9567,6 +10365,7 @@
       <w:r>
         <w:rPr>
           <w:rFonts w:ascii="Consolas" w:hAnsi="Consolas"/>
+          <w:b w:val="0"/>
           <w:color w:val="111111"/>
           <w:sz w:val="21"/>
         </w:rPr>
@@ -9691,6 +10490,7 @@
       <w:r>
         <w:rPr>
           <w:rFonts w:ascii="Consolas" w:hAnsi="Consolas"/>
+          <w:b w:val="0"/>
           <w:color w:val="111111"/>
           <w:sz w:val="21"/>
         </w:rPr>
@@ -9728,6 +10528,7 @@
       <w:r>
         <w:rPr>
           <w:rFonts w:ascii="Consolas" w:hAnsi="Consolas"/>
+          <w:b w:val="0"/>
           <w:color w:val="111111"/>
           <w:sz w:val="21"/>
         </w:rPr>
@@ -9744,6 +10545,7 @@
       <w:r>
         <w:rPr>
           <w:rFonts w:ascii="Consolas" w:hAnsi="Consolas"/>
+          <w:b w:val="0"/>
           <w:color w:val="111111"/>
           <w:sz w:val="21"/>
         </w:rPr>
@@ -9807,6 +10609,7 @@
       <w:r>
         <w:rPr>
           <w:rFonts w:ascii="Consolas" w:hAnsi="Consolas"/>
+          <w:b w:val="0"/>
           <w:color w:val="111111"/>
           <w:sz w:val="21"/>
         </w:rPr>
@@ -9823,6 +10626,7 @@
       <w:r>
         <w:rPr>
           <w:rFonts w:ascii="Consolas" w:hAnsi="Consolas"/>
+          <w:b w:val="0"/>
           <w:color w:val="111111"/>
           <w:sz w:val="21"/>
         </w:rPr>
@@ -9857,6 +10661,7 @@
       <w:r>
         <w:rPr>
           <w:rFonts w:ascii="Consolas" w:hAnsi="Consolas"/>
+          <w:b w:val="0"/>
           <w:color w:val="111111"/>
           <w:sz w:val="21"/>
         </w:rPr>
@@ -9873,6 +10678,7 @@
       <w:r>
         <w:rPr>
           <w:rFonts w:ascii="Consolas" w:hAnsi="Consolas"/>
+          <w:b w:val="0"/>
           <w:color w:val="111111"/>
           <w:sz w:val="21"/>
         </w:rPr>
@@ -9889,6 +10695,7 @@
       <w:r>
         <w:rPr>
           <w:rFonts w:ascii="Consolas" w:hAnsi="Consolas"/>
+          <w:b w:val="0"/>
           <w:color w:val="111111"/>
           <w:sz w:val="21"/>
         </w:rPr>
@@ -9926,7 +10733,7 @@
           <w:color w:val="4A4A49"/>
           <w:sz w:val="22"/>
         </w:rPr>
-        <w:t>3 pts — secciones 1 y 3, y 3 pts la seccion 5.</w:t>
+        <w:t>3 pts — la seccion 1, y 3 pts la seccion 3.</w:t>
       </w:r>
       <w:r>
         <w:rPr>
@@ -9971,6 +10778,7 @@
       <w:r>
         <w:rPr>
           <w:rFonts w:ascii="Consolas" w:hAnsi="Consolas"/>
+          <w:b w:val="0"/>
           <w:color w:val="111111"/>
           <w:sz w:val="21"/>
         </w:rPr>
@@ -9982,7 +10790,7 @@
           <w:color w:val="4A4A49"/>
           <w:sz w:val="22"/>
         </w:rPr>
-        <w:t xml:space="preserve"> vacio).</w:t>
+        <w:t xml:space="preserve"> vacio). Con los 9 de la seccion 2, los 3 de la 4 y los 2 de la 5, el desglose suma los 20 puntos de la pregunta.</w:t>
       </w:r>
     </w:p>
     <w:p>
@@ -10056,6 +10864,7 @@
       <w:r>
         <w:rPr>
           <w:rFonts w:ascii="Consolas" w:hAnsi="Consolas"/>
+          <w:b w:val="0"/>
           <w:color w:val="111111"/>
           <w:sz w:val="21"/>
         </w:rPr>
@@ -10072,6 +10881,7 @@
       <w:r>
         <w:rPr>
           <w:rFonts w:ascii="Consolas" w:hAnsi="Consolas"/>
+          <w:b w:val="0"/>
           <w:color w:val="111111"/>
           <w:sz w:val="21"/>
         </w:rPr>
@@ -10109,6 +10919,7 @@
       <w:r>
         <w:rPr>
           <w:rFonts w:ascii="Consolas" w:hAnsi="Consolas"/>
+          <w:b w:val="0"/>
           <w:color w:val="111111"/>
           <w:sz w:val="21"/>
         </w:rPr>
@@ -10141,6 +10952,7 @@
       <w:r>
         <w:rPr>
           <w:rFonts w:ascii="Consolas" w:hAnsi="Consolas"/>
+          <w:b w:val="0"/>
           <w:color w:val="111111"/>
           <w:sz w:val="21"/>
         </w:rPr>
@@ -10231,7 +11043,24 @@
           <w:color w:val="4A4A49"/>
           <w:sz w:val="22"/>
         </w:rPr>
-        <w:t>los dos archivos `.sql` guardados</w:t>
+        <w:t xml:space="preserve">los dos archivos </w:t>
+      </w:r>
+      <w:r>
+        <w:rPr>
+          <w:rFonts w:ascii="Consolas" w:hAnsi="Consolas"/>
+          <w:b/>
+          <w:color w:val="111111"/>
+          <w:sz w:val="21"/>
+        </w:rPr>
+        <w:t>.sql</w:t>
+      </w:r>
+      <w:r>
+        <w:rPr>
+          <w:b/>
+          <w:color w:val="4A4A49"/>
+          <w:sz w:val="22"/>
+        </w:rPr>
+        <w:t xml:space="preserve"> guardados</w:t>
       </w:r>
       <w:r>
         <w:rPr>
@@ -10278,6 +11107,7 @@
       <w:r>
         <w:rPr>
           <w:rFonts w:ascii="Consolas" w:hAnsi="Consolas"/>
+          <w:b w:val="0"/>
           <w:color w:val="111111"/>
           <w:sz w:val="21"/>
         </w:rPr>
@@ -10294,6 +11124,7 @@
       <w:r>
         <w:rPr>
           <w:rFonts w:ascii="Consolas" w:hAnsi="Consolas"/>
+          <w:b w:val="0"/>
           <w:color w:val="111111"/>
           <w:sz w:val="21"/>
         </w:rPr>
@@ -10331,6 +11162,7 @@
       <w:r>
         <w:rPr>
           <w:rFonts w:ascii="Consolas" w:hAnsi="Consolas"/>
+          <w:b w:val="0"/>
           <w:color w:val="111111"/>
           <w:sz w:val="21"/>
         </w:rPr>
@@ -10347,6 +11179,7 @@
       <w:r>
         <w:rPr>
           <w:rFonts w:ascii="Consolas" w:hAnsi="Consolas"/>
+          <w:b w:val="0"/>
           <w:color w:val="111111"/>
           <w:sz w:val="21"/>
         </w:rPr>
@@ -10363,6 +11196,7 @@
       <w:r>
         <w:rPr>
           <w:rFonts w:ascii="Consolas" w:hAnsi="Consolas"/>
+          <w:b w:val="0"/>
           <w:color w:val="111111"/>
           <w:sz w:val="21"/>
         </w:rPr>
@@ -10379,6 +11213,7 @@
       <w:r>
         <w:rPr>
           <w:rFonts w:ascii="Consolas" w:hAnsi="Consolas"/>
+          <w:b w:val="0"/>
           <w:color w:val="111111"/>
           <w:sz w:val="21"/>
         </w:rPr>
@@ -10395,6 +11230,7 @@
       <w:r>
         <w:rPr>
           <w:rFonts w:ascii="Consolas" w:hAnsi="Consolas"/>
+          <w:b w:val="0"/>
           <w:color w:val="111111"/>
           <w:sz w:val="21"/>
         </w:rPr>
@@ -10419,7 +11255,24 @@
           <w:color w:val="4A4A49"/>
           <w:sz w:val="22"/>
         </w:rPr>
-        <w:t>Afirmar que el `Seq Scan` desaparecio.</w:t>
+        <w:t xml:space="preserve">Afirmar que el </w:t>
+      </w:r>
+      <w:r>
+        <w:rPr>
+          <w:rFonts w:ascii="Consolas" w:hAnsi="Consolas"/>
+          <w:b/>
+          <w:color w:val="111111"/>
+          <w:sz w:val="21"/>
+        </w:rPr>
+        <w:t>Seq Scan</w:t>
+      </w:r>
+      <w:r>
+        <w:rPr>
+          <w:b/>
+          <w:color w:val="4A4A49"/>
+          <w:sz w:val="22"/>
+        </w:rPr>
+        <w:t xml:space="preserve"> desaparecio.</w:t>
       </w:r>
       <w:r>
         <w:rPr>
@@ -10432,6 +11285,7 @@
       <w:r>
         <w:rPr>
           <w:rFonts w:ascii="Consolas" w:hAnsi="Consolas"/>
+          <w:b w:val="0"/>
           <w:color w:val="111111"/>
           <w:sz w:val="21"/>
         </w:rPr>
@@ -10456,7 +11310,24 @@
           <w:color w:val="4A4A49"/>
           <w:sz w:val="22"/>
         </w:rPr>
-        <w:t>Proponer un indice sobre `estado`,</w:t>
+        <w:t xml:space="preserve">Proponer un indice sobre </w:t>
+      </w:r>
+      <w:r>
+        <w:rPr>
+          <w:rFonts w:ascii="Consolas" w:hAnsi="Consolas"/>
+          <w:b/>
+          <w:color w:val="111111"/>
+          <w:sz w:val="21"/>
+        </w:rPr>
+        <w:t>estado</w:t>
+      </w:r>
+      <w:r>
+        <w:rPr>
+          <w:b/>
+          <w:color w:val="4A4A49"/>
+          <w:sz w:val="22"/>
+        </w:rPr>
+        <w:t>,</w:t>
       </w:r>
       <w:r>
         <w:rPr>
@@ -10469,6 +11340,7 @@
       <w:r>
         <w:rPr>
           <w:rFonts w:ascii="Consolas" w:hAnsi="Consolas"/>
+          <w:b w:val="0"/>
           <w:color w:val="111111"/>
           <w:sz w:val="21"/>
         </w:rPr>
@@ -10485,6 +11357,7 @@
       <w:r>
         <w:rPr>
           <w:rFonts w:ascii="Consolas" w:hAnsi="Consolas"/>
+          <w:b w:val="0"/>
           <w:color w:val="111111"/>
           <w:sz w:val="21"/>
         </w:rPr>
@@ -10501,6 +11374,7 @@
       <w:r>
         <w:rPr>
           <w:rFonts w:ascii="Consolas" w:hAnsi="Consolas"/>
+          <w:b w:val="0"/>
           <w:color w:val="111111"/>
           <w:sz w:val="21"/>
         </w:rPr>
@@ -10538,6 +11412,7 @@
       <w:r>
         <w:rPr>
           <w:rFonts w:ascii="Consolas" w:hAnsi="Consolas"/>
+          <w:b w:val="0"/>
           <w:color w:val="111111"/>
           <w:sz w:val="21"/>
         </w:rPr>
@@ -10698,6 +11573,7 @@
       <w:r>
         <w:rPr>
           <w:rFonts w:ascii="Consolas" w:hAnsi="Consolas"/>
+          <w:b w:val="0"/>
           <w:color w:val="111111"/>
           <w:sz w:val="21"/>
         </w:rPr>
@@ -10714,6 +11590,7 @@
       <w:r>
         <w:rPr>
           <w:rFonts w:ascii="Consolas" w:hAnsi="Consolas"/>
+          <w:b w:val="0"/>
           <w:color w:val="111111"/>
           <w:sz w:val="21"/>
         </w:rPr>
@@ -10730,6 +11607,7 @@
       <w:r>
         <w:rPr>
           <w:rFonts w:ascii="Consolas" w:hAnsi="Consolas"/>
+          <w:b w:val="0"/>
           <w:color w:val="111111"/>
           <w:sz w:val="21"/>
         </w:rPr>
@@ -10746,6 +11624,7 @@
       <w:r>
         <w:rPr>
           <w:rFonts w:ascii="Consolas" w:hAnsi="Consolas"/>
+          <w:b w:val="0"/>
           <w:color w:val="111111"/>
           <w:sz w:val="21"/>
         </w:rPr>
@@ -10762,6 +11641,7 @@
       <w:r>
         <w:rPr>
           <w:rFonts w:ascii="Consolas" w:hAnsi="Consolas"/>
+          <w:b w:val="0"/>
           <w:color w:val="111111"/>
           <w:sz w:val="21"/>
         </w:rPr>
@@ -10778,6 +11658,7 @@
       <w:r>
         <w:rPr>
           <w:rFonts w:ascii="Consolas" w:hAnsi="Consolas"/>
+          <w:b w:val="0"/>
           <w:color w:val="111111"/>
           <w:sz w:val="21"/>
         </w:rPr>
@@ -10799,7 +11680,24 @@
           <w:color w:val="4A4A49"/>
           <w:sz w:val="22"/>
         </w:rPr>
-        <w:t>Corregi el predicado y el `Seq Scan` sigue ahi. ¿Hice algo mal?</w:t>
+        <w:t xml:space="preserve">Corregi el predicado y el </w:t>
+      </w:r>
+      <w:r>
+        <w:rPr>
+          <w:rFonts w:ascii="Consolas" w:hAnsi="Consolas"/>
+          <w:b/>
+          <w:color w:val="111111"/>
+          <w:sz w:val="21"/>
+        </w:rPr>
+        <w:t>Seq Scan</w:t>
+      </w:r>
+      <w:r>
+        <w:rPr>
+          <w:b/>
+          <w:color w:val="4A4A49"/>
+          <w:sz w:val="22"/>
+        </w:rPr>
+        <w:t xml:space="preserve"> sigue ahi. ¿Hice algo mal?</w:t>
       </w:r>
     </w:p>
     <w:p>
@@ -10830,6 +11728,7 @@
       <w:r>
         <w:rPr>
           <w:rFonts w:ascii="Consolas" w:hAnsi="Consolas"/>
+          <w:b w:val="0"/>
           <w:color w:val="111111"/>
           <w:sz w:val="21"/>
         </w:rPr>
@@ -10846,6 +11745,7 @@
       <w:r>
         <w:rPr>
           <w:rFonts w:ascii="Consolas" w:hAnsi="Consolas"/>
+          <w:b w:val="0"/>
           <w:color w:val="111111"/>
           <w:sz w:val="21"/>
         </w:rPr>
@@ -10862,6 +11762,7 @@
       <w:r>
         <w:rPr>
           <w:rFonts w:ascii="Consolas" w:hAnsi="Consolas"/>
+          <w:b w:val="0"/>
           <w:color w:val="111111"/>
           <w:sz w:val="21"/>
         </w:rPr>
@@ -10878,6 +11779,7 @@
       <w:r>
         <w:rPr>
           <w:rFonts w:ascii="Consolas" w:hAnsi="Consolas"/>
+          <w:b w:val="0"/>
           <w:color w:val="111111"/>
           <w:sz w:val="21"/>
         </w:rPr>
@@ -10910,6 +11812,7 @@
       <w:r>
         <w:rPr>
           <w:rFonts w:ascii="Consolas" w:hAnsi="Consolas"/>
+          <w:b w:val="0"/>
           <w:color w:val="111111"/>
           <w:sz w:val="21"/>
         </w:rPr>
@@ -10931,7 +11834,24 @@
           <w:color w:val="4A4A49"/>
           <w:sz w:val="22"/>
         </w:rPr>
-        <w:t>¿Por que la version ANTES estima `rows=1` si devuelve 91 filas?</w:t>
+        <w:t xml:space="preserve">¿Por que la version ANTES estima </w:t>
+      </w:r>
+      <w:r>
+        <w:rPr>
+          <w:rFonts w:ascii="Consolas" w:hAnsi="Consolas"/>
+          <w:b/>
+          <w:color w:val="111111"/>
+          <w:sz w:val="21"/>
+        </w:rPr>
+        <w:t>rows=1</w:t>
+      </w:r>
+      <w:r>
+        <w:rPr>
+          <w:b/>
+          <w:color w:val="4A4A49"/>
+          <w:sz w:val="22"/>
+        </w:rPr>
+        <w:t xml:space="preserve"> si devuelve 91 filas?</w:t>
       </w:r>
     </w:p>
     <w:p>
@@ -10946,6 +11866,7 @@
       <w:r>
         <w:rPr>
           <w:rFonts w:ascii="Consolas" w:hAnsi="Consolas"/>
+          <w:b w:val="0"/>
           <w:color w:val="111111"/>
           <w:sz w:val="21"/>
         </w:rPr>
@@ -10962,6 +11883,7 @@
       <w:r>
         <w:rPr>
           <w:rFonts w:ascii="Consolas" w:hAnsi="Consolas"/>
+          <w:b w:val="0"/>
           <w:color w:val="111111"/>
           <w:sz w:val="21"/>
         </w:rPr>
@@ -10994,6 +11916,7 @@
       <w:r>
         <w:rPr>
           <w:rFonts w:ascii="Consolas" w:hAnsi="Consolas"/>
+          <w:b w:val="0"/>
           <w:color w:val="111111"/>
           <w:sz w:val="21"/>
         </w:rPr>
@@ -11010,6 +11933,7 @@
       <w:r>
         <w:rPr>
           <w:rFonts w:ascii="Consolas" w:hAnsi="Consolas"/>
+          <w:b w:val="0"/>
           <w:color w:val="111111"/>
           <w:sz w:val="21"/>
         </w:rPr>
@@ -11026,6 +11950,7 @@
       <w:r>
         <w:rPr>
           <w:rFonts w:ascii="Consolas" w:hAnsi="Consolas"/>
+          <w:b w:val="0"/>
           <w:color w:val="111111"/>
           <w:sz w:val="21"/>
         </w:rPr>
@@ -11047,7 +11972,24 @@
           <w:color w:val="4A4A49"/>
           <w:sz w:val="22"/>
         </w:rPr>
-        <w:t>¿`JOIN ... ON` es mas rapido que separar las tablas con comas?</w:t>
+        <w:t>¿</w:t>
+      </w:r>
+      <w:r>
+        <w:rPr>
+          <w:rFonts w:ascii="Consolas" w:hAnsi="Consolas"/>
+          <w:b/>
+          <w:color w:val="111111"/>
+          <w:sz w:val="21"/>
+        </w:rPr>
+        <w:t>JOIN ... ON</w:t>
+      </w:r>
+      <w:r>
+        <w:rPr>
+          <w:b/>
+          <w:color w:val="4A4A49"/>
+          <w:sz w:val="22"/>
+        </w:rPr>
+        <w:t xml:space="preserve"> es mas rapido que separar las tablas con comas?</w:t>
       </w:r>
     </w:p>
     <w:p>
@@ -11110,6 +12052,7 @@
       <w:r>
         <w:rPr>
           <w:rFonts w:ascii="Consolas" w:hAnsi="Consolas"/>
+          <w:b w:val="0"/>
           <w:color w:val="111111"/>
           <w:sz w:val="21"/>
         </w:rPr>
@@ -11126,6 +12069,7 @@
       <w:r>
         <w:rPr>
           <w:rFonts w:ascii="Consolas" w:hAnsi="Consolas"/>
+          <w:b w:val="0"/>
           <w:color w:val="111111"/>
           <w:sz w:val="21"/>
         </w:rPr>
@@ -11147,7 +12091,41 @@
           <w:color w:val="4A4A49"/>
           <w:sz w:val="22"/>
         </w:rPr>
-        <w:t>¿Por que `COUNT(c.id_cita)` y no `COUNT(*)`?</w:t>
+        <w:t xml:space="preserve">¿Por que </w:t>
+      </w:r>
+      <w:r>
+        <w:rPr>
+          <w:rFonts w:ascii="Consolas" w:hAnsi="Consolas"/>
+          <w:b/>
+          <w:color w:val="111111"/>
+          <w:sz w:val="21"/>
+        </w:rPr>
+        <w:t>COUNT(c.id_cita)</w:t>
+      </w:r>
+      <w:r>
+        <w:rPr>
+          <w:b/>
+          <w:color w:val="4A4A49"/>
+          <w:sz w:val="22"/>
+        </w:rPr>
+        <w:t xml:space="preserve"> y no </w:t>
+      </w:r>
+      <w:r>
+        <w:rPr>
+          <w:rFonts w:ascii="Consolas" w:hAnsi="Consolas"/>
+          <w:b/>
+          <w:color w:val="111111"/>
+          <w:sz w:val="21"/>
+        </w:rPr>
+        <w:t>COUNT(*)</w:t>
+      </w:r>
+      <w:r>
+        <w:rPr>
+          <w:b/>
+          <w:color w:val="4A4A49"/>
+          <w:sz w:val="22"/>
+        </w:rPr>
+        <w:t>?</w:t>
       </w:r>
     </w:p>
     <w:p>
@@ -11162,6 +12140,7 @@
       <w:r>
         <w:rPr>
           <w:rFonts w:ascii="Consolas" w:hAnsi="Consolas"/>
+          <w:b w:val="0"/>
           <w:color w:val="111111"/>
           <w:sz w:val="21"/>
         </w:rPr>
@@ -11194,6 +12173,7 @@
       <w:r>
         <w:rPr>
           <w:rFonts w:ascii="Consolas" w:hAnsi="Consolas"/>
+          <w:b w:val="0"/>
           <w:color w:val="111111"/>
           <w:sz w:val="21"/>
         </w:rPr>
@@ -11210,6 +12190,7 @@
       <w:r>
         <w:rPr>
           <w:rFonts w:ascii="Consolas" w:hAnsi="Consolas"/>
+          <w:b w:val="0"/>
           <w:color w:val="111111"/>
           <w:sz w:val="21"/>
         </w:rPr>
@@ -11226,6 +12207,7 @@
       <w:r>
         <w:rPr>
           <w:rFonts w:ascii="Consolas" w:hAnsi="Consolas"/>
+          <w:b w:val="0"/>
           <w:color w:val="111111"/>
           <w:sz w:val="21"/>
         </w:rPr>
@@ -11258,6 +12240,7 @@
       <w:r>
         <w:rPr>
           <w:rFonts w:ascii="Consolas" w:hAnsi="Consolas"/>
+          <w:b w:val="0"/>
           <w:color w:val="111111"/>
           <w:sz w:val="21"/>
         </w:rPr>
@@ -11274,6 +12257,7 @@
       <w:r>
         <w:rPr>
           <w:rFonts w:ascii="Consolas" w:hAnsi="Consolas"/>
+          <w:b w:val="0"/>
           <w:color w:val="111111"/>
           <w:sz w:val="21"/>
         </w:rPr>
@@ -11306,6 +12290,7 @@
       <w:r>
         <w:rPr>
           <w:rFonts w:ascii="Consolas" w:hAnsi="Consolas"/>
+          <w:b w:val="0"/>
           <w:color w:val="111111"/>
           <w:sz w:val="21"/>
         </w:rPr>
@@ -11322,6 +12307,7 @@
       <w:r>
         <w:rPr>
           <w:rFonts w:ascii="Consolas" w:hAnsi="Consolas"/>
+          <w:b w:val="0"/>
           <w:color w:val="111111"/>
           <w:sz w:val="21"/>
         </w:rPr>
@@ -11338,6 +12324,7 @@
       <w:r>
         <w:rPr>
           <w:rFonts w:ascii="Consolas" w:hAnsi="Consolas"/>
+          <w:b w:val="0"/>
           <w:color w:val="111111"/>
           <w:sz w:val="21"/>
         </w:rPr>
@@ -11359,7 +12346,24 @@
           <w:color w:val="4A4A49"/>
           <w:sz w:val="22"/>
         </w:rPr>
-        <w:t>¿Por que el `EXCEPT` tiene que ir en los dos sentidos?</w:t>
+        <w:t xml:space="preserve">¿Por que el </w:t>
+      </w:r>
+      <w:r>
+        <w:rPr>
+          <w:rFonts w:ascii="Consolas" w:hAnsi="Consolas"/>
+          <w:b/>
+          <w:color w:val="111111"/>
+          <w:sz w:val="21"/>
+        </w:rPr>
+        <w:t>EXCEPT</w:t>
+      </w:r>
+      <w:r>
+        <w:rPr>
+          <w:b/>
+          <w:color w:val="4A4A49"/>
+          <w:sz w:val="22"/>
+        </w:rPr>
+        <w:t xml:space="preserve"> tiene que ir en los dos sentidos?</w:t>
       </w:r>
     </w:p>
     <w:p>
@@ -11374,6 +12378,7 @@
       <w:r>
         <w:rPr>
           <w:rFonts w:ascii="Consolas" w:hAnsi="Consolas"/>
+          <w:b w:val="0"/>
           <w:color w:val="111111"/>
           <w:sz w:val="21"/>
         </w:rPr>
@@ -11390,6 +12395,7 @@
       <w:r>
         <w:rPr>
           <w:rFonts w:ascii="Consolas" w:hAnsi="Consolas"/>
+          <w:b w:val="0"/>
           <w:color w:val="111111"/>
           <w:sz w:val="21"/>
         </w:rPr>
@@ -11422,6 +12428,7 @@
       <w:r>
         <w:rPr>
           <w:rFonts w:ascii="Consolas" w:hAnsi="Consolas"/>
+          <w:b w:val="0"/>
           <w:color w:val="111111"/>
           <w:sz w:val="21"/>
         </w:rPr>
@@ -11441,7 +12448,16 @@
           <w:color w:val="4A4A49"/>
           <w:sz w:val="22"/>
         </w:rPr>
-        <w:t>sin `LIMIT`</w:t>
+        <w:t xml:space="preserve">sin </w:t>
+      </w:r>
+      <w:r>
+        <w:rPr>
+          <w:rFonts w:ascii="Consolas" w:hAnsi="Consolas"/>
+          <w:b/>
+          <w:color w:val="111111"/>
+          <w:sz w:val="21"/>
+        </w:rPr>
+        <w:t>LIMIT</w:t>
       </w:r>
       <w:r>
         <w:rPr>
@@ -11454,6 +12470,7 @@
       <w:r>
         <w:rPr>
           <w:rFonts w:ascii="Consolas" w:hAnsi="Consolas"/>
+          <w:b w:val="0"/>
           <w:color w:val="111111"/>
           <w:sz w:val="21"/>
         </w:rPr>
@@ -11584,6 +12601,7 @@
       <w:r>
         <w:rPr>
           <w:rFonts w:ascii="Consolas" w:hAnsi="Consolas"/>
+          <w:b w:val="0"/>
           <w:color w:val="111111"/>
           <w:sz w:val="21"/>
         </w:rPr>
@@ -11600,6 +12618,7 @@
       <w:r>
         <w:rPr>
           <w:rFonts w:ascii="Consolas" w:hAnsi="Consolas"/>
+          <w:b w:val="0"/>
           <w:color w:val="111111"/>
           <w:sz w:val="21"/>
         </w:rPr>
@@ -11632,6 +12651,7 @@
       <w:r>
         <w:rPr>
           <w:rFonts w:ascii="Consolas" w:hAnsi="Consolas"/>
+          <w:b w:val="0"/>
           <w:color w:val="111111"/>
           <w:sz w:val="21"/>
         </w:rPr>
@@ -11648,6 +12668,7 @@
       <w:r>
         <w:rPr>
           <w:rFonts w:ascii="Consolas" w:hAnsi="Consolas"/>
+          <w:b w:val="0"/>
           <w:color w:val="111111"/>
           <w:sz w:val="21"/>
         </w:rPr>
@@ -11709,6 +12730,7 @@
       <w:r>
         <w:rPr>
           <w:rFonts w:ascii="Consolas" w:hAnsi="Consolas"/>
+          <w:b w:val="0"/>
           <w:color w:val="111111"/>
           <w:sz w:val="21"/>
         </w:rPr>
@@ -11741,6 +12763,7 @@
       <w:r>
         <w:rPr>
           <w:rFonts w:ascii="Consolas" w:hAnsi="Consolas"/>
+          <w:b w:val="0"/>
           <w:color w:val="111111"/>
           <w:sz w:val="21"/>
         </w:rPr>
@@ -11757,6 +12780,7 @@
       <w:r>
         <w:rPr>
           <w:rFonts w:ascii="Consolas" w:hAnsi="Consolas"/>
+          <w:b w:val="0"/>
           <w:color w:val="111111"/>
           <w:sz w:val="21"/>
         </w:rPr>
@@ -11789,6 +12813,7 @@
       <w:r>
         <w:rPr>
           <w:rFonts w:ascii="Consolas" w:hAnsi="Consolas"/>
+          <w:b w:val="0"/>
           <w:color w:val="111111"/>
           <w:sz w:val="21"/>
         </w:rPr>
@@ -11834,6 +12859,7 @@
       <w:r>
         <w:rPr>
           <w:rFonts w:ascii="Consolas" w:hAnsi="Consolas"/>
+          <w:b w:val="0"/>
           <w:color w:val="111111"/>
           <w:sz w:val="21"/>
         </w:rPr>
@@ -11850,6 +12876,7 @@
       <w:r>
         <w:rPr>
           <w:rFonts w:ascii="Consolas" w:hAnsi="Consolas"/>
+          <w:b w:val="0"/>
           <w:color w:val="111111"/>
           <w:sz w:val="21"/>
         </w:rPr>
@@ -11866,6 +12893,7 @@
       <w:r>
         <w:rPr>
           <w:rFonts w:ascii="Consolas" w:hAnsi="Consolas"/>
+          <w:b w:val="0"/>
           <w:color w:val="111111"/>
           <w:sz w:val="21"/>
         </w:rPr>
@@ -11882,6 +12910,7 @@
       <w:r>
         <w:rPr>
           <w:rFonts w:ascii="Consolas" w:hAnsi="Consolas"/>
+          <w:b w:val="0"/>
           <w:color w:val="111111"/>
           <w:sz w:val="21"/>
         </w:rPr>
@@ -11898,6 +12927,7 @@
       <w:r>
         <w:rPr>
           <w:rFonts w:ascii="Consolas" w:hAnsi="Consolas"/>
+          <w:b w:val="0"/>
           <w:color w:val="111111"/>
           <w:sz w:val="21"/>
         </w:rPr>
@@ -11914,6 +12944,7 @@
       <w:r>
         <w:rPr>
           <w:rFonts w:ascii="Consolas" w:hAnsi="Consolas"/>
+          <w:b w:val="0"/>
           <w:color w:val="111111"/>
           <w:sz w:val="21"/>
         </w:rPr>
